--- a/docx_resources/Тропарі - Мінея/12-СЕРПЕНЬ.docx
+++ b/docx_resources/Тропарі - Мінея/12-СЕРПЕНЬ.docx
@@ -452,7 +452,7 @@
           <w:szCs w:val="24"/>
           <w:rtl w:val="0"/>
         </w:rPr>
-        <w:t xml:space="preserve">Боже отців наших,* що чиниш завжди з нами по Твоїй лагідності,* не віддали милости Твоєї від нас,* але молитвами їх у мирі направ життя наше.</w:t>
+        <w:t xml:space="preserve">Бо́же отці́в на́ших,* що чи́ниш завжди́ з на́ми за Твоє́ю ла́гідністю,* не віддали́ ми́лости Своє́ї від нас,* але́, молитва́ми їх, у ми́рі спряму́й життя́ на́ше.</w:t>
       </w:r>
     </w:p>
     <w:p>
@@ -618,11 +618,7 @@
     </w:p>
     <w:p>
       <w:pPr>
-        <w:rPr>
-          <w:rFonts w:ascii="Times New Roman" w:cs="Times New Roman" w:eastAsia="Times New Roman" w:hAnsi="Times New Roman"/>
-          <w:sz w:val="24"/>
-          <w:szCs w:val="24"/>
-        </w:rPr>
+        <w:rPr/>
       </w:pPr>
       <w:r>
         <w:rPr>
@@ -642,7 +638,12 @@
           <w:szCs w:val="24"/>
           <w:rtl w:val="0"/>
         </w:rPr>
-        <w:t xml:space="preserve">Ідімо назустріч Христовому перебраженню,* світло торжествуючи, вірні, це передпразденство,* і кличмо: Надійшов день Божої радости,* восходить на гору Таворську Владика,* щоб засяяти красою Свого божества.</w:t>
+        <w:t xml:space="preserve">Іді́мо назу́стріч Христо́вому переобра́женню,* сві́тло торжеству́ючи, ві́рні, це передпра́зденство,* і кли́чмо: Надійшо́в день Бо́жої ра́дости,* восхо́дить на го́ру Таво́рську Влади́ка,* щоб зася́яти красо́ю Свого́ божества́.</w:t>
+      </w:r>
+      <w:r>
+        <w:rPr>
+          <w:rtl w:val="0"/>
+        </w:rPr>
       </w:r>
     </w:p>
     <w:p>
@@ -671,7 +672,7 @@
           <w:szCs w:val="24"/>
           <w:rtl w:val="0"/>
         </w:rPr>
-        <w:t xml:space="preserve">Днесь божественним переображенням* уся людська істота божественно сіяє,* радісно кличе: переображується Христос,* спасаючи усе.</w:t>
+        <w:t xml:space="preserve">Днесь божестве́нним переобра́женням* уся́ лю́дська істо́та божестве́нно сія́є,* ра́дісно кли́че: Переобра́жується Христо́с,* спаса́ючи усе́.</w:t>
       </w:r>
     </w:p>
     <w:p>
@@ -721,7 +722,7 @@
           <w:szCs w:val="24"/>
           <w:rtl w:val="0"/>
         </w:rPr>
-        <w:t xml:space="preserve">Мученик Твій, Господи, Євсигній,* у стражданнях своїх прийняв вінець нетлінний від Тебе, Бога нашого,* мавши бо кріпость Твою, він мучителів подолав,* сокрушив і демонів зухвальства безсильні.* Його молитвами спаси душі наші.</w:t>
+        <w:t xml:space="preserve">Му́ченик Твій, Го́споди, Євсигній,* у стражда́ннях свої́х прийня́в віне́ць нетлі́нний від Те́бе, Бо́га на́шого,* ма́вши бо крі́пость Твою́, він мучи́телів подола́в,* сокруши́в і де́монів зухва́льства безси́льні.* Його́ молитва́ми спаси́ ду́ші на́ші.</w:t>
       </w:r>
     </w:p>
     <w:p>
@@ -954,7 +955,7 @@
           <w:szCs w:val="24"/>
           <w:rtl w:val="0"/>
         </w:rPr>
-        <w:t xml:space="preserve">Правилом віри і образом лагідности,* учителем повздержности* явила тебе твоєму стаду всіх речей істина.* Ради цього придбав ти смиренням високе,* убогістю – багате,* отче, священноначальнику Еміліяне,* Моли Христа Бога, щоб спаслися душі наші.</w:t>
+        <w:t xml:space="preserve">Пра́вилом ві́ри і о́бразом ла́гідности,* учи́телем повзде́ржности* яви́ла тебе́ твоє́му ста́ду всіх рече́й і́стина.* Ра́ди цьо́го придба́в ти смире́нням висо́ке,* убо́гістю – бага́те,* о́тче священнонача́льнику Еміліяне.* Моли́ Христа́ Бо́га, щоб спасли́ся ду́ші на́ші.</w:t>
       </w:r>
     </w:p>
     <w:p>
@@ -1060,7 +1061,7 @@
           <w:szCs w:val="24"/>
           <w:rtl w:val="0"/>
         </w:rPr>
-        <w:t xml:space="preserve">Вістува́ння твоє́, що, як світлося́йне со́нце,* ви́йшло на ввесь світ,* просві́чує благода́ттю Це́ркву наро́дів,* чудоно́сний Маті́є, апо́столе.</w:t>
+        <w:t xml:space="preserve">Вістува́ння твоє́, що, як світлося́йне со́нце,* ви́йшло на ввесь світ,* просві́чує благода́ттю Це́ркву наро́дів,* чудоно́сний Маті́ю, апо́столе.</w:t>
       </w:r>
     </w:p>
     <w:p>
@@ -1108,7 +1109,183 @@
           <w:szCs w:val="24"/>
           <w:rtl w:val="0"/>
         </w:rPr>
-        <w:t xml:space="preserve">Мученик Твій, Господи, Лаврентій,* у стражданнях своїх прийняв вінець нетлінний від Тебе, Бога нашого,* мавши бо кріпость Твою, він мучителів подолав,* сокрушив і демонів зухвальства безсильні.* Його молитвами спаси душі наші.</w:t>
+        <w:t xml:space="preserve">Му́ченик Твій, Го́споди, Лавре́нтій,* у стражда́ннях свої́х прийня́в віне́ць нетлі́нний від Те́бе, Бо́га на́шого,* ма́вши бо крі́пость Твою́, він мучи́телів подола́в,* сокруши́в і де́монів зухва́льства безси́льні.* Його́ молитва́ми спаси́ ду́ші на́ші.</w:t>
+      </w:r>
+    </w:p>
+    <w:p>
+      <w:pPr>
+        <w:rPr>
+          <w:rFonts w:ascii="Times New Roman" w:cs="Times New Roman" w:eastAsia="Times New Roman" w:hAnsi="Times New Roman"/>
+          <w:sz w:val="24"/>
+          <w:szCs w:val="24"/>
+        </w:rPr>
+      </w:pPr>
+      <w:r>
+        <w:rPr>
+          <w:rFonts w:ascii="Times New Roman" w:cs="Times New Roman" w:eastAsia="Times New Roman" w:hAnsi="Times New Roman"/>
+          <w:i w:val="1"/>
+          <w:color w:val="ff0000"/>
+          <w:sz w:val="24"/>
+          <w:szCs w:val="24"/>
+          <w:rtl w:val="0"/>
+        </w:rPr>
+        <w:t xml:space="preserve">Кондак (г. </w:t>
+      </w:r>
+      <w:r>
+        <w:rPr>
+          <w:rFonts w:ascii="Times New Roman" w:cs="Times New Roman" w:eastAsia="Times New Roman" w:hAnsi="Times New Roman"/>
+          <w:i w:val="1"/>
+          <w:color w:val="ff0000"/>
+          <w:sz w:val="24"/>
+          <w:szCs w:val="24"/>
+          <w:rtl w:val="0"/>
+        </w:rPr>
+        <w:t xml:space="preserve">2</w:t>
+      </w:r>
+      <w:r>
+        <w:rPr>
+          <w:rFonts w:ascii="Times New Roman" w:cs="Times New Roman" w:eastAsia="Times New Roman" w:hAnsi="Times New Roman"/>
+          <w:i w:val="1"/>
+          <w:color w:val="ff0000"/>
+          <w:sz w:val="24"/>
+          <w:szCs w:val="24"/>
+          <w:rtl w:val="0"/>
+        </w:rPr>
+        <w:t xml:space="preserve">): </w:t>
+      </w:r>
+      <w:r>
+        <w:rPr>
+          <w:rFonts w:ascii="Times New Roman" w:cs="Times New Roman" w:eastAsia="Times New Roman" w:hAnsi="Times New Roman"/>
+          <w:sz w:val="24"/>
+          <w:szCs w:val="24"/>
+          <w:rtl w:val="0"/>
+        </w:rPr>
+        <w:t xml:space="preserve">Вогнем божественним розпалив ти серце своє,* полум’я пристрастей до кінця спалив,* страждальців опоро,* богоносний мученику Лаврентію,* і в стражданнях викликував ти вірно:* ніщо не розлучить мене від любові Христової.</w:t>
+      </w:r>
+    </w:p>
+    <w:p>
+      <w:pPr>
+        <w:pStyle w:val="Heading1"/>
+        <w:rPr>
+          <w:rFonts w:ascii="Times New Roman" w:cs="Times New Roman" w:eastAsia="Times New Roman" w:hAnsi="Times New Roman"/>
+          <w:sz w:val="24"/>
+          <w:szCs w:val="24"/>
+        </w:rPr>
+      </w:pPr>
+      <w:r>
+        <w:rPr>
+          <w:rFonts w:ascii="Times New Roman" w:cs="Times New Roman" w:eastAsia="Times New Roman" w:hAnsi="Times New Roman"/>
+          <w:sz w:val="24"/>
+          <w:szCs w:val="24"/>
+          <w:rtl w:val="0"/>
+        </w:rPr>
+        <w:t xml:space="preserve">11 серпня.  Св. мч. й архидиякона Євпла.</w:t>
+      </w:r>
+    </w:p>
+    <w:p>
+      <w:pPr>
+        <w:rPr>
+          <w:rFonts w:ascii="Times New Roman" w:cs="Times New Roman" w:eastAsia="Times New Roman" w:hAnsi="Times New Roman"/>
+          <w:sz w:val="24"/>
+          <w:szCs w:val="24"/>
+        </w:rPr>
+      </w:pPr>
+      <w:r>
+        <w:rPr>
+          <w:rFonts w:ascii="Times New Roman" w:cs="Times New Roman" w:eastAsia="Times New Roman" w:hAnsi="Times New Roman"/>
+          <w:i w:val="1"/>
+          <w:color w:val="ff0000"/>
+          <w:sz w:val="24"/>
+          <w:szCs w:val="24"/>
+          <w:rtl w:val="0"/>
+        </w:rPr>
+        <w:t xml:space="preserve">Тропар (г. 4): </w:t>
+      </w:r>
+      <w:r>
+        <w:rPr>
+          <w:rFonts w:ascii="Times New Roman" w:cs="Times New Roman" w:eastAsia="Times New Roman" w:hAnsi="Times New Roman"/>
+          <w:sz w:val="24"/>
+          <w:szCs w:val="24"/>
+          <w:rtl w:val="0"/>
+        </w:rPr>
+        <w:t xml:space="preserve">Му́ченик Твій, Го́споди, Євпл,* у стражда́ннях свої́х прийня́в віне́ць нетлі́нний від Те́бе, Бо́га на́шого,* ма́вши бо крі́пость Твою́, він мучи́телів подола́в,* сокруши́в і де́монів зухва́льства безси́льні.* Його́ молитва́ми спаси́ ду́ші на́ші.</w:t>
+      </w:r>
+    </w:p>
+    <w:p>
+      <w:pPr>
+        <w:rPr>
+          <w:rFonts w:ascii="Times New Roman" w:cs="Times New Roman" w:eastAsia="Times New Roman" w:hAnsi="Times New Roman"/>
+          <w:sz w:val="24"/>
+          <w:szCs w:val="24"/>
+        </w:rPr>
+      </w:pPr>
+      <w:r>
+        <w:rPr>
+          <w:rFonts w:ascii="Times New Roman" w:cs="Times New Roman" w:eastAsia="Times New Roman" w:hAnsi="Times New Roman"/>
+          <w:i w:val="1"/>
+          <w:color w:val="ff0000"/>
+          <w:sz w:val="24"/>
+          <w:szCs w:val="24"/>
+          <w:rtl w:val="0"/>
+        </w:rPr>
+        <w:t xml:space="preserve">Кондак (г. 1): </w:t>
+      </w:r>
+      <w:r>
+        <w:rPr>
+          <w:rFonts w:ascii="Times New Roman" w:cs="Times New Roman" w:eastAsia="Times New Roman" w:hAnsi="Times New Roman"/>
+          <w:sz w:val="24"/>
+          <w:szCs w:val="24"/>
+          <w:rtl w:val="0"/>
+        </w:rPr>
+        <w:t xml:space="preserve">Носивши в руках закони Христові,* став ти у подвизі, проповідуючи ворогам,* добровільно й сміливо постраждавши.* Тому радісно прихилив ти свою шию і прийняв усічення мечем,* закінчивши життя своє. </w:t>
+      </w:r>
+    </w:p>
+    <w:p>
+      <w:pPr>
+        <w:pStyle w:val="Heading1"/>
+        <w:rPr>
+          <w:rFonts w:ascii="Times New Roman" w:cs="Times New Roman" w:eastAsia="Times New Roman" w:hAnsi="Times New Roman"/>
+          <w:sz w:val="24"/>
+          <w:szCs w:val="24"/>
+        </w:rPr>
+      </w:pPr>
+      <w:r>
+        <w:rPr>
+          <w:rFonts w:ascii="Times New Roman" w:cs="Times New Roman" w:eastAsia="Times New Roman" w:hAnsi="Times New Roman"/>
+          <w:sz w:val="24"/>
+          <w:szCs w:val="24"/>
+          <w:rtl w:val="0"/>
+        </w:rPr>
+        <w:t xml:space="preserve">12 серпня.  Св. мчч. Фотія й Аникити.</w:t>
+      </w:r>
+    </w:p>
+    <w:p>
+      <w:pPr>
+        <w:rPr>
+          <w:rFonts w:ascii="Times New Roman" w:cs="Times New Roman" w:eastAsia="Times New Roman" w:hAnsi="Times New Roman"/>
+          <w:sz w:val="24"/>
+          <w:szCs w:val="24"/>
+        </w:rPr>
+      </w:pPr>
+      <w:r>
+        <w:rPr>
+          <w:rFonts w:ascii="Times New Roman" w:cs="Times New Roman" w:eastAsia="Times New Roman" w:hAnsi="Times New Roman"/>
+          <w:i w:val="1"/>
+          <w:color w:val="ff0000"/>
+          <w:sz w:val="24"/>
+          <w:szCs w:val="24"/>
+          <w:rtl w:val="0"/>
+        </w:rPr>
+        <w:t xml:space="preserve">Тропар (г. 4): </w:t>
+      </w:r>
+      <w:r>
+        <w:rPr>
+          <w:rFonts w:ascii="Times New Roman" w:cs="Times New Roman" w:eastAsia="Times New Roman" w:hAnsi="Times New Roman"/>
+          <w:sz w:val="24"/>
+          <w:szCs w:val="24"/>
+          <w:rtl w:val="0"/>
+        </w:rPr>
+        <w:t xml:space="preserve">Му́ченики Твої́, Го́споди,* у стражда́ннях свої́х прийня́ли віне́ць нетлі́́нний від Те́бе, Бо́га на́шого,* ма́вши бо крі́пость Твою́, вони́ мучи́телів подола́ли,* сокруши́ли і де́монів зухва́льства безси́льні.* Їх молитва́ми спаси́ ду́ші на́ші.</w:t>
       </w:r>
     </w:p>
     <w:p>
@@ -1137,21 +1314,7 @@
           <w:szCs w:val="24"/>
           <w:rtl w:val="0"/>
         </w:rPr>
-        <w:t xml:space="preserve">Вогнем божественним розпалив ти серце своє,* полум’я пристрастей до кінця спалив,* страждальців опоро,* богоносний мученику Лаврентію,* і в стражданнях викликував ти вірно:* ніщо не розлучить мене від любові Христової.</w:t>
-      </w:r>
-    </w:p>
-    <w:p>
-      <w:pPr>
-        <w:rPr>
-          <w:rFonts w:ascii="Times New Roman" w:cs="Times New Roman" w:eastAsia="Times New Roman" w:hAnsi="Times New Roman"/>
-          <w:sz w:val="24"/>
-          <w:szCs w:val="24"/>
-        </w:rPr>
-      </w:pPr>
-      <w:r>
-        <w:rPr>
-          <w:rtl w:val="0"/>
-        </w:rPr>
+        <w:t xml:space="preserve">Скинувши ворожі приношення* терпінням сильних мук, Страстотерпці,* на небесах живете нині, радіючи,* Фотію славний і Аникито блаженний.* Тому й перебуваєте у славі на віки віків,* молячись Христові за нас, що творимо вашу пам’ять. </w:t>
       </w:r>
     </w:p>
     <w:p>
@@ -1170,160 +1333,6 @@
           <w:szCs w:val="24"/>
           <w:rtl w:val="0"/>
         </w:rPr>
-        <w:t xml:space="preserve">11 серпня.  Св. мч. й архидиякона Євпла.</w:t>
-      </w:r>
-    </w:p>
-    <w:p>
-      <w:pPr>
-        <w:rPr>
-          <w:rFonts w:ascii="Times New Roman" w:cs="Times New Roman" w:eastAsia="Times New Roman" w:hAnsi="Times New Roman"/>
-          <w:sz w:val="24"/>
-          <w:szCs w:val="24"/>
-        </w:rPr>
-      </w:pPr>
-      <w:r>
-        <w:rPr>
-          <w:rFonts w:ascii="Times New Roman" w:cs="Times New Roman" w:eastAsia="Times New Roman" w:hAnsi="Times New Roman"/>
-          <w:i w:val="1"/>
-          <w:color w:val="ff0000"/>
-          <w:sz w:val="24"/>
-          <w:szCs w:val="24"/>
-          <w:rtl w:val="0"/>
-        </w:rPr>
-        <w:t xml:space="preserve">Тропар (г. 4): </w:t>
-      </w:r>
-      <w:r>
-        <w:rPr>
-          <w:rFonts w:ascii="Times New Roman" w:cs="Times New Roman" w:eastAsia="Times New Roman" w:hAnsi="Times New Roman"/>
-          <w:sz w:val="24"/>
-          <w:szCs w:val="24"/>
-          <w:rtl w:val="0"/>
-        </w:rPr>
-        <w:t xml:space="preserve">Мученик Твій, Господи, Євпл,* у стражданнях своїх прийняв вінець нетлінний від Тебе, Бога нашого,* мавши бо кріпость Твою, він мучителів подолав,* сокрушив і демонів зухвальства безсильні.* Його молитвами спаси душі наші.</w:t>
-      </w:r>
-    </w:p>
-    <w:p>
-      <w:pPr>
-        <w:rPr>
-          <w:rFonts w:ascii="Times New Roman" w:cs="Times New Roman" w:eastAsia="Times New Roman" w:hAnsi="Times New Roman"/>
-          <w:sz w:val="24"/>
-          <w:szCs w:val="24"/>
-        </w:rPr>
-      </w:pPr>
-      <w:r>
-        <w:rPr>
-          <w:rFonts w:ascii="Times New Roman" w:cs="Times New Roman" w:eastAsia="Times New Roman" w:hAnsi="Times New Roman"/>
-          <w:i w:val="1"/>
-          <w:color w:val="ff0000"/>
-          <w:sz w:val="24"/>
-          <w:szCs w:val="24"/>
-          <w:rtl w:val="0"/>
-        </w:rPr>
-        <w:t xml:space="preserve">Кондак (г. 1): </w:t>
-      </w:r>
-      <w:r>
-        <w:rPr>
-          <w:rFonts w:ascii="Times New Roman" w:cs="Times New Roman" w:eastAsia="Times New Roman" w:hAnsi="Times New Roman"/>
-          <w:sz w:val="24"/>
-          <w:szCs w:val="24"/>
-          <w:rtl w:val="0"/>
-        </w:rPr>
-        <w:t xml:space="preserve">Носивши в руках закони Христові,* став ти у подвизі, проповідуючи ворогам,* добровільно й сміливо постраждавши.* Тому радісно прихилив ти свою шию і прийняв усічення мечем,* закінчивши життя своє. </w:t>
-      </w:r>
-    </w:p>
-    <w:p>
-      <w:pPr>
-        <w:pStyle w:val="Heading1"/>
-        <w:rPr>
-          <w:rFonts w:ascii="Times New Roman" w:cs="Times New Roman" w:eastAsia="Times New Roman" w:hAnsi="Times New Roman"/>
-          <w:sz w:val="24"/>
-          <w:szCs w:val="24"/>
-        </w:rPr>
-      </w:pPr>
-      <w:r>
-        <w:rPr>
-          <w:rFonts w:ascii="Times New Roman" w:cs="Times New Roman" w:eastAsia="Times New Roman" w:hAnsi="Times New Roman"/>
-          <w:sz w:val="24"/>
-          <w:szCs w:val="24"/>
-          <w:rtl w:val="0"/>
-        </w:rPr>
-        <w:t xml:space="preserve">12 серпня.  Св. мчч. Фотія й Аникити.</w:t>
-      </w:r>
-    </w:p>
-    <w:p>
-      <w:pPr>
-        <w:rPr>
-          <w:rFonts w:ascii="Times New Roman" w:cs="Times New Roman" w:eastAsia="Times New Roman" w:hAnsi="Times New Roman"/>
-          <w:sz w:val="24"/>
-          <w:szCs w:val="24"/>
-        </w:rPr>
-      </w:pPr>
-      <w:r>
-        <w:rPr>
-          <w:rFonts w:ascii="Times New Roman" w:cs="Times New Roman" w:eastAsia="Times New Roman" w:hAnsi="Times New Roman"/>
-          <w:i w:val="1"/>
-          <w:color w:val="ff0000"/>
-          <w:sz w:val="24"/>
-          <w:szCs w:val="24"/>
-          <w:rtl w:val="0"/>
-        </w:rPr>
-        <w:t xml:space="preserve">Тропар (г. 4): </w:t>
-      </w:r>
-      <w:r>
-        <w:rPr>
-          <w:rFonts w:ascii="Times New Roman" w:cs="Times New Roman" w:eastAsia="Times New Roman" w:hAnsi="Times New Roman"/>
-          <w:sz w:val="24"/>
-          <w:szCs w:val="24"/>
-          <w:rtl w:val="0"/>
-        </w:rPr>
-        <w:t xml:space="preserve">Мученики Твої, Господи,* у стражданнях своїх прийняли вінець нетлінний від Тебе, Бога нашого,* мавши бо кріпость Твою, вони мучителів подолали,* сокрушили і демонів зухвальства безсильні.* Їх молитвами спаси душі наші.</w:t>
-      </w:r>
-    </w:p>
-    <w:p>
-      <w:pPr>
-        <w:rPr>
-          <w:rFonts w:ascii="Times New Roman" w:cs="Times New Roman" w:eastAsia="Times New Roman" w:hAnsi="Times New Roman"/>
-          <w:sz w:val="24"/>
-          <w:szCs w:val="24"/>
-        </w:rPr>
-      </w:pPr>
-      <w:r>
-        <w:rPr>
-          <w:rFonts w:ascii="Times New Roman" w:cs="Times New Roman" w:eastAsia="Times New Roman" w:hAnsi="Times New Roman"/>
-          <w:i w:val="1"/>
-          <w:color w:val="ff0000"/>
-          <w:sz w:val="24"/>
-          <w:szCs w:val="24"/>
-          <w:rtl w:val="0"/>
-        </w:rPr>
-        <w:t xml:space="preserve">Кондак (г. 4): </w:t>
-      </w:r>
-      <w:r>
-        <w:rPr>
-          <w:rFonts w:ascii="Times New Roman" w:cs="Times New Roman" w:eastAsia="Times New Roman" w:hAnsi="Times New Roman"/>
-          <w:sz w:val="24"/>
-          <w:szCs w:val="24"/>
-          <w:rtl w:val="0"/>
-        </w:rPr>
-        <w:t xml:space="preserve">Скинувши ворожі приношення* терпінням сильних мук, Страстотерпці,* на небесах живете нині, радіючи,* Фотію славний і Аникито блаженний.* Тому й перебуваєте у славі на віки віків,* молячись Христові за нас, що творимо вашу пам’ять. </w:t>
-      </w:r>
-    </w:p>
-    <w:p>
-      <w:pPr>
-        <w:pStyle w:val="Heading1"/>
-        <w:rPr>
-          <w:rFonts w:ascii="Times New Roman" w:cs="Times New Roman" w:eastAsia="Times New Roman" w:hAnsi="Times New Roman"/>
-          <w:sz w:val="24"/>
-          <w:szCs w:val="24"/>
-        </w:rPr>
-      </w:pPr>
-      <w:r>
-        <w:rPr>
-          <w:rFonts w:ascii="Times New Roman" w:cs="Times New Roman" w:eastAsia="Times New Roman" w:hAnsi="Times New Roman"/>
-          <w:sz w:val="24"/>
-          <w:szCs w:val="24"/>
-          <w:rtl w:val="0"/>
-        </w:rPr>
         <w:t xml:space="preserve">13 серпня.  Прп. Максима Ісповідника.</w:t>
       </w:r>
     </w:p>
@@ -1353,7 +1362,7 @@
           <w:szCs w:val="24"/>
           <w:rtl w:val="0"/>
         </w:rPr>
-        <w:t xml:space="preserve">Православ’я наставнику, благочестя й чистоти учителю,* вселенної світильнику, монахів богонатхненна окрасо, Максиме премудрий,* ученнями твоїми все просвітив ти, сопілко духовна,* моли Христа Бога, щоб спас душі наші.</w:t>
+        <w:t xml:space="preserve">Правосла́в’я наста́внику, благоче́стя учи́телю і чистоти́, вселе́нної світи́льнику,* мона́хів богонатхне́нна окра́со, Макси́ме прему́дрий,* уче́нням твої́м ти все просвіти́в, сопі́лко духо́вна.* Моли́ Христа́ Бо́га, щоб спасли́ся ду́ші на́ші.</w:t>
       </w:r>
     </w:p>
     <w:p>
@@ -1536,7 +1545,7 @@
           <w:szCs w:val="24"/>
           <w:rtl w:val="0"/>
         </w:rPr>
-        <w:t xml:space="preserve">Пророка Твого Міхея пам’ять, Господи, празнуємо.* Тому молимо Тебе: Спаси душі наші. </w:t>
+        <w:t xml:space="preserve">Проро́ка Твого́ Міхе́я, па́м’ять, Го́споди, святку́ємо.* Тому́ мо́лимо Тебе́: Спаси́ ду́ші на́ші. </w:t>
       </w:r>
     </w:p>
     <w:p>
@@ -1798,7 +1807,7 @@
           <w:szCs w:val="24"/>
           <w:rtl w:val="0"/>
         </w:rPr>
-        <w:t xml:space="preserve">Пречистому образові Твоєму поклоняємося, благий,* просячи прощення прогрішень наших, Христе Боже,* бо волею благоволив єси плоттю зійти на хрест,* щоб ізбавити тих, що їх створив єси, від неволі ворожої.* Тому благодарственно кличемо Тобі:* Ти радістю сповнив усе, Спасе наш, прийшовши спасти світ. </w:t>
+        <w:t xml:space="preserve">Пречи́стому о́бразові Твоє́му поклоня́ємося, благи́й,* про́сячи проще́ння прогрі́шень на́ших, Хри́сте Бо́же,* бо Ти доброві́льно зво́лив ви́йти пло́ттю на хрест,* щоб ви́зволити тих, що їх Ти створи́в, від нево́лі  воро́жої.* Тому́ вдя́чно кли́чемо до Те́бе:* Ти ра́дістю напо́внив усе́, Спа́се наш, що прийшо́в спасти́ світ. </w:t>
       </w:r>
     </w:p>
     <w:p>
@@ -1823,11 +1832,17 @@
       <w:r>
         <w:rPr>
           <w:rFonts w:ascii="Times New Roman" w:cs="Times New Roman" w:eastAsia="Times New Roman" w:hAnsi="Times New Roman"/>
-          <w:sz w:val="24"/>
-          <w:szCs w:val="24"/>
-          <w:rtl w:val="0"/>
-        </w:rPr>
-        <w:t xml:space="preserve">Невимовного і божественного для людей твого промислу,* неописанне Слово Отче,* і Образ неписаний, і богописаний,* переможна пісня правдивого твого Воплочення.* Його ж вшановуємо, цілуючи.</w:t>
+          <w:color w:val="333333"/>
+          <w:sz w:val="24"/>
+          <w:szCs w:val="24"/>
+          <w:rtl w:val="0"/>
+        </w:rPr>
+        <w:t xml:space="preserve">Невимо́вного і боже́ственного для люде́й Тво́го про́мислу,* неописа́нне Сло́во О́тче,* і О́браз непи́саний, і богопи́саний,* перемо́жна пі́сня правди́вого Тво́го Вопло́чення.* Його́ ж вшано́вуємо, цілу́ючи.</w:t>
+      </w:r>
+      <w:r>
+        <w:rPr>
+          <w:rtl w:val="0"/>
+        </w:rPr>
       </w:r>
     </w:p>
     <w:p>
@@ -1877,7 +1892,7 @@
           <w:szCs w:val="24"/>
           <w:rtl w:val="0"/>
         </w:rPr>
-        <w:t xml:space="preserve">Мученик Твій, Господи, Діомид,* у стражданнях своїх прийняв вінець нетлінний від Тебе, Бога нашого,* мавши бо кріпость Твою, він мучителів подолав,* сокрушив і демонів зухвальства безсильні.* Його молитвами спаси душі наші.</w:t>
+        <w:t xml:space="preserve">Му́ченик Твій, Го́споди, Діомид,* у стражда́ннях свої́х прийня́в віне́ць нетлі́нний від Те́бе, Бо́га на́шого,* ма́вши бо крі́пость Твою́, він мучи́телів подола́в,* сокруши́в і де́монів зухва́льства безси́льні.* Його́ молитва́ми спаси́ ду́ші на́ші.</w:t>
       </w:r>
     </w:p>
     <w:p>
@@ -1974,7 +1989,7 @@
           <w:szCs w:val="24"/>
           <w:rtl w:val="0"/>
         </w:rPr>
-        <w:t xml:space="preserve">Мученик Твій, Господи, Мирон,* у стражданнях своїх прийняв вінець нетлінний від Тебе, Бога нашого,* мавши бо кріпость Твою, він мучителів подолав,* сокрушив і демонів зухвальства безсильні.* Його молитвами спаси душі наші.</w:t>
+        <w:t xml:space="preserve">Му́ченик Твій, Го́споди, Мирон,* у стражда́ннях свої́х прийня́в віне́ць нетлі́нний від Те́бе, Бо́га на́шого,* ма́вши бо крі́пость Твою́, він мучи́телів подола́в,* сокруши́в і де́монів зухва́льства безси́льні.* Його́ молитва́ми спаси́ ду́ші на́ші.</w:t>
       </w:r>
     </w:p>
     <w:p>
@@ -2003,7 +2018,7 @@
           <w:szCs w:val="24"/>
           <w:rtl w:val="0"/>
         </w:rPr>
-        <w:t xml:space="preserve">Від юності Христа полюбивши, преславний,* і зберігаючи Його божественні заповіді,* до Нього прийшов ти, Мироне всечесний.* І з ангелами усердно молишся,* просячи відпущення гріхів тим,* які вшановують пам’ять Твою. </w:t>
+        <w:t xml:space="preserve">Від юності Христа полюбивши, преславний,* і зберігаючи Його божественні заповіді,* до Нього прийшов ти, Мироне всечесний.* І з ангелами усердно молишся,* просячи відпущення гріхів тим,* які вшановують пам’ять твою. </w:t>
       </w:r>
     </w:p>
     <w:p>
@@ -2381,8 +2396,192 @@
           <w:szCs w:val="24"/>
         </w:rPr>
       </w:pPr>
-      <w:bookmarkStart w:colFirst="0" w:colLast="0" w:name="_heading=h.ckg6wjldzr3d" w:id="12"/>
+      <w:bookmarkStart w:colFirst="0" w:colLast="0" w:name="_heading=h.t00ubmxid8d3" w:id="12"/>
       <w:bookmarkEnd w:id="12"/>
+      <w:r>
+        <w:rPr>
+          <w:rFonts w:ascii="Times New Roman" w:cs="Times New Roman" w:eastAsia="Times New Roman" w:hAnsi="Times New Roman"/>
+          <w:sz w:val="24"/>
+          <w:szCs w:val="24"/>
+          <w:rtl w:val="0"/>
+        </w:rPr>
+        <w:t xml:space="preserve">21 серпня.  Св. ап. Тадея, Св. мчц. Васси.</w:t>
+      </w:r>
+    </w:p>
+    <w:p>
+      <w:pPr>
+        <w:pStyle w:val="Heading2"/>
+        <w:spacing w:line="240" w:lineRule="auto"/>
+        <w:rPr>
+          <w:rFonts w:ascii="Times New Roman" w:cs="Times New Roman" w:eastAsia="Times New Roman" w:hAnsi="Times New Roman"/>
+          <w:sz w:val="24"/>
+          <w:szCs w:val="24"/>
+        </w:rPr>
+      </w:pPr>
+      <w:bookmarkStart w:colFirst="0" w:colLast="0" w:name="_heading=h.1k7g40bqi1rq" w:id="13"/>
+      <w:bookmarkEnd w:id="13"/>
+      <w:r>
+        <w:rPr>
+          <w:rFonts w:ascii="Times New Roman" w:cs="Times New Roman" w:eastAsia="Times New Roman" w:hAnsi="Times New Roman"/>
+          <w:sz w:val="24"/>
+          <w:szCs w:val="24"/>
+          <w:rtl w:val="0"/>
+        </w:rPr>
+        <w:t xml:space="preserve">Св. ап. Тадея.</w:t>
+      </w:r>
+    </w:p>
+    <w:p>
+      <w:pPr>
+        <w:spacing w:after="0" w:before="200" w:line="240" w:lineRule="auto"/>
+        <w:rPr>
+          <w:rFonts w:ascii="Times New Roman" w:cs="Times New Roman" w:eastAsia="Times New Roman" w:hAnsi="Times New Roman"/>
+          <w:sz w:val="24"/>
+          <w:szCs w:val="24"/>
+        </w:rPr>
+      </w:pPr>
+      <w:r>
+        <w:rPr>
+          <w:rFonts w:ascii="Times New Roman" w:cs="Times New Roman" w:eastAsia="Times New Roman" w:hAnsi="Times New Roman"/>
+          <w:i w:val="1"/>
+          <w:color w:val="ff0000"/>
+          <w:sz w:val="24"/>
+          <w:szCs w:val="24"/>
+          <w:rtl w:val="0"/>
+        </w:rPr>
+        <w:t xml:space="preserve">Тропар (г. 2): </w:t>
+      </w:r>
+      <w:r>
+        <w:rPr>
+          <w:rFonts w:ascii="Times New Roman" w:cs="Times New Roman" w:eastAsia="Times New Roman" w:hAnsi="Times New Roman"/>
+          <w:sz w:val="24"/>
+          <w:szCs w:val="24"/>
+          <w:rtl w:val="0"/>
+        </w:rPr>
+        <w:t xml:space="preserve">Днесь Едеса град веселиться, бо прийняв через тебе купіль хрещення,* і Авгар, від страстей відійшовши, твою пам’ять славить.* З ним же і ми співаємо: Радості духовної сповни життя наше* і пристрасті зціли, Тадею апостоле, молитвами твоїми.</w:t>
+      </w:r>
+    </w:p>
+    <w:p>
+      <w:pPr>
+        <w:spacing w:after="0" w:before="200" w:line="240" w:lineRule="auto"/>
+        <w:rPr>
+          <w:rFonts w:ascii="Times New Roman" w:cs="Times New Roman" w:eastAsia="Times New Roman" w:hAnsi="Times New Roman"/>
+          <w:sz w:val="24"/>
+          <w:szCs w:val="24"/>
+        </w:rPr>
+      </w:pPr>
+      <w:r>
+        <w:rPr>
+          <w:rFonts w:ascii="Times New Roman" w:cs="Times New Roman" w:eastAsia="Times New Roman" w:hAnsi="Times New Roman"/>
+          <w:i w:val="1"/>
+          <w:color w:val="ff0000"/>
+          <w:sz w:val="24"/>
+          <w:szCs w:val="24"/>
+          <w:rtl w:val="0"/>
+        </w:rPr>
+        <w:t xml:space="preserve">Кондак (г. 4): </w:t>
+      </w:r>
+      <w:r>
+        <w:rPr>
+          <w:rFonts w:ascii="Times New Roman" w:cs="Times New Roman" w:eastAsia="Times New Roman" w:hAnsi="Times New Roman"/>
+          <w:sz w:val="24"/>
+          <w:szCs w:val="24"/>
+          <w:rtl w:val="0"/>
+        </w:rPr>
+        <w:t xml:space="preserve">Як зорю пресвітлу* Церква придбала тебе апостоле Тадею,* чудесами твоїми просвіщається завжди,* спаси тих, які з вірою почитають пам’ять твою.</w:t>
+      </w:r>
+    </w:p>
+    <w:p>
+      <w:pPr>
+        <w:pStyle w:val="Heading2"/>
+        <w:spacing w:line="240" w:lineRule="auto"/>
+        <w:rPr>
+          <w:rFonts w:ascii="Times New Roman" w:cs="Times New Roman" w:eastAsia="Times New Roman" w:hAnsi="Times New Roman"/>
+          <w:sz w:val="24"/>
+          <w:szCs w:val="24"/>
+        </w:rPr>
+      </w:pPr>
+      <w:bookmarkStart w:colFirst="0" w:colLast="0" w:name="_heading=h.qsyjigytktcp" w:id="14"/>
+      <w:bookmarkEnd w:id="14"/>
+      <w:r>
+        <w:rPr>
+          <w:rFonts w:ascii="Times New Roman" w:cs="Times New Roman" w:eastAsia="Times New Roman" w:hAnsi="Times New Roman"/>
+          <w:sz w:val="24"/>
+          <w:szCs w:val="24"/>
+          <w:rtl w:val="0"/>
+        </w:rPr>
+        <w:t xml:space="preserve">Св. мчц. Васси.</w:t>
+      </w:r>
+    </w:p>
+    <w:p>
+      <w:pPr>
+        <w:spacing w:after="0" w:before="200" w:line="240" w:lineRule="auto"/>
+        <w:rPr>
+          <w:rFonts w:ascii="Times New Roman" w:cs="Times New Roman" w:eastAsia="Times New Roman" w:hAnsi="Times New Roman"/>
+          <w:sz w:val="24"/>
+          <w:szCs w:val="24"/>
+        </w:rPr>
+      </w:pPr>
+      <w:r>
+        <w:rPr>
+          <w:rFonts w:ascii="Times New Roman" w:cs="Times New Roman" w:eastAsia="Times New Roman" w:hAnsi="Times New Roman"/>
+          <w:i w:val="1"/>
+          <w:color w:val="ff0000"/>
+          <w:sz w:val="24"/>
+          <w:szCs w:val="24"/>
+          <w:highlight w:val="white"/>
+          <w:rtl w:val="0"/>
+        </w:rPr>
+        <w:t xml:space="preserve">Тропар (г. 4): </w:t>
+      </w:r>
+      <w:r>
+        <w:rPr>
+          <w:rFonts w:ascii="Times New Roman" w:cs="Times New Roman" w:eastAsia="Times New Roman" w:hAnsi="Times New Roman"/>
+          <w:sz w:val="24"/>
+          <w:szCs w:val="24"/>
+          <w:rtl w:val="0"/>
+        </w:rPr>
+        <w:t xml:space="preserve">А́гниця Твоя́, Ісу́се, Ва́сса,* взива́є си́льним го́лосом:* Тебе́, жениху́ мій, люблю́, і Тебе́ шука́ючи, стражда́ю,* і ра́зом з Тобо́ю розпина́юся, і погреба́юся хреще́нням Твої́м,* і терплю́ ра́ди Те́бе, щоб і ца́рствувати в То́бі,* і вмира́ю за Те́бе, щоб і жи́ти з Тобо́ю,* та як же́ртву непоро́чну прийми́ мене́, що з любо́в’ю поже́ртвувалася Тобі́.* Її́ молитва́ми як милости́вий спаси́ ду́ші на́ші.</w:t>
+      </w:r>
+    </w:p>
+    <w:p>
+      <w:pPr>
+        <w:spacing w:after="0" w:before="200" w:line="240" w:lineRule="auto"/>
+        <w:rPr>
+          <w:rFonts w:ascii="Times New Roman" w:cs="Times New Roman" w:eastAsia="Times New Roman" w:hAnsi="Times New Roman"/>
+          <w:sz w:val="24"/>
+          <w:szCs w:val="24"/>
+        </w:rPr>
+      </w:pPr>
+      <w:r>
+        <w:rPr>
+          <w:rFonts w:ascii="Times New Roman" w:cs="Times New Roman" w:eastAsia="Times New Roman" w:hAnsi="Times New Roman"/>
+          <w:i w:val="1"/>
+          <w:color w:val="ff0000"/>
+          <w:sz w:val="24"/>
+          <w:szCs w:val="24"/>
+          <w:rtl w:val="0"/>
+        </w:rPr>
+        <w:t xml:space="preserve">Кондак (г. 1): </w:t>
+      </w:r>
+      <w:r>
+        <w:rPr>
+          <w:rFonts w:ascii="Times New Roman" w:cs="Times New Roman" w:eastAsia="Times New Roman" w:hAnsi="Times New Roman"/>
+          <w:sz w:val="24"/>
+          <w:szCs w:val="24"/>
+          <w:rtl w:val="0"/>
+        </w:rPr>
+        <w:t xml:space="preserve">Мук вогонь Духа росою* погасила єси, чесна,* і до світла божественного і несказанного переставилась єси* і після смерті блаженної виточуєш краплі зцілень,* втихомирюючи розпалення похотей силою духовною. </w:t>
+      </w:r>
+    </w:p>
+    <w:p>
+      <w:pPr>
+        <w:spacing w:after="0" w:before="200" w:line="240" w:lineRule="auto"/>
+        <w:rPr>
+          <w:rFonts w:ascii="Times New Roman" w:cs="Times New Roman" w:eastAsia="Times New Roman" w:hAnsi="Times New Roman"/>
+          <w:sz w:val="24"/>
+          <w:szCs w:val="24"/>
+        </w:rPr>
+      </w:pPr>
       <w:r>
         <w:rPr>
           <w:rtl w:val="0"/>
@@ -2399,38 +2598,16 @@
           <w:szCs w:val="24"/>
         </w:rPr>
       </w:pPr>
-      <w:bookmarkStart w:colFirst="0" w:colLast="0" w:name="_heading=h.t00ubmxid8d3" w:id="13"/>
-      <w:bookmarkEnd w:id="13"/>
-      <w:r>
-        <w:rPr>
-          <w:rFonts w:ascii="Times New Roman" w:cs="Times New Roman" w:eastAsia="Times New Roman" w:hAnsi="Times New Roman"/>
-          <w:sz w:val="24"/>
-          <w:szCs w:val="24"/>
-          <w:rtl w:val="0"/>
-        </w:rPr>
-        <w:t xml:space="preserve">21 серпня.  Св. ап. Тадея, Св. мчц. Васси.</w:t>
-      </w:r>
-    </w:p>
-    <w:p>
-      <w:pPr>
-        <w:pStyle w:val="Heading2"/>
-        <w:spacing w:line="240" w:lineRule="auto"/>
-        <w:rPr>
-          <w:rFonts w:ascii="Times New Roman" w:cs="Times New Roman" w:eastAsia="Times New Roman" w:hAnsi="Times New Roman"/>
-          <w:sz w:val="24"/>
-          <w:szCs w:val="24"/>
-        </w:rPr>
-      </w:pPr>
-      <w:bookmarkStart w:colFirst="0" w:colLast="0" w:name="_heading=h.1k7g40bqi1rq" w:id="14"/>
-      <w:bookmarkEnd w:id="14"/>
-      <w:r>
-        <w:rPr>
-          <w:rFonts w:ascii="Times New Roman" w:cs="Times New Roman" w:eastAsia="Times New Roman" w:hAnsi="Times New Roman"/>
-          <w:sz w:val="24"/>
-          <w:szCs w:val="24"/>
-          <w:rtl w:val="0"/>
-        </w:rPr>
-        <w:t xml:space="preserve">Св. ап. Тадея.</w:t>
+      <w:bookmarkStart w:colFirst="0" w:colLast="0" w:name="_heading=h.mcis9xbrmtml" w:id="15"/>
+      <w:bookmarkEnd w:id="15"/>
+      <w:r>
+        <w:rPr>
+          <w:rFonts w:ascii="Times New Roman" w:cs="Times New Roman" w:eastAsia="Times New Roman" w:hAnsi="Times New Roman"/>
+          <w:sz w:val="24"/>
+          <w:szCs w:val="24"/>
+          <w:rtl w:val="0"/>
+        </w:rPr>
+        <w:t xml:space="preserve">22 серпня. Св. мч. Агатоніка і тих, що з ним.</w:t>
       </w:r>
     </w:p>
     <w:p>
@@ -2449,18 +2626,19 @@
           <w:color w:val="ff0000"/>
           <w:sz w:val="24"/>
           <w:szCs w:val="24"/>
-          <w:rtl w:val="0"/>
-        </w:rPr>
-        <w:t xml:space="preserve">Тропар (г. 2): </w:t>
-      </w:r>
-      <w:r>
-        <w:rPr>
-          <w:rFonts w:ascii="Times New Roman" w:cs="Times New Roman" w:eastAsia="Times New Roman" w:hAnsi="Times New Roman"/>
-          <w:sz w:val="24"/>
-          <w:szCs w:val="24"/>
-          <w:rtl w:val="0"/>
-        </w:rPr>
-        <w:t xml:space="preserve">Днесь Едеса град веселиться, бо прийняв через тебе купіль хрещення,* і Авгар, від страстей відійшовши, твою пам’ять славить.* З ним же і ми співаємо: Радості духовної сповни життя наше* і пристрасті зціли, Тадею апостоле, молитвами твоїми.</w:t>
+          <w:highlight w:val="white"/>
+          <w:rtl w:val="0"/>
+        </w:rPr>
+        <w:t xml:space="preserve">Тропар (г. 4): </w:t>
+      </w:r>
+      <w:r>
+        <w:rPr>
+          <w:rFonts w:ascii="Times New Roman" w:cs="Times New Roman" w:eastAsia="Times New Roman" w:hAnsi="Times New Roman"/>
+          <w:sz w:val="24"/>
+          <w:szCs w:val="24"/>
+          <w:rtl w:val="0"/>
+        </w:rPr>
+        <w:t xml:space="preserve">Му́ченик Твій, Го́споди, Агатонік,* у стражда́ннях свої́х прийня́в віне́ць нетлі́нний від Те́бе, Бо́га на́шого,* ма́вши бо крі́пость Твою́, він мучи́телів подола́в,* сокруши́в і де́монів зухва́льства безси́льні.* Його́ молитва́ми спаси́ ду́ші на́ші.</w:t>
       </w:r>
     </w:p>
     <w:p>
@@ -2468,89 +2646,7 @@
         <w:spacing w:after="0" w:before="200" w:line="240" w:lineRule="auto"/>
         <w:rPr>
           <w:rFonts w:ascii="Times New Roman" w:cs="Times New Roman" w:eastAsia="Times New Roman" w:hAnsi="Times New Roman"/>
-          <w:sz w:val="24"/>
-          <w:szCs w:val="24"/>
-        </w:rPr>
-      </w:pPr>
-      <w:r>
-        <w:rPr>
-          <w:rFonts w:ascii="Times New Roman" w:cs="Times New Roman" w:eastAsia="Times New Roman" w:hAnsi="Times New Roman"/>
-          <w:i w:val="1"/>
-          <w:color w:val="ff0000"/>
-          <w:sz w:val="24"/>
-          <w:szCs w:val="24"/>
-          <w:rtl w:val="0"/>
-        </w:rPr>
-        <w:t xml:space="preserve">Кондак (г. 4): </w:t>
-      </w:r>
-      <w:r>
-        <w:rPr>
-          <w:rFonts w:ascii="Times New Roman" w:cs="Times New Roman" w:eastAsia="Times New Roman" w:hAnsi="Times New Roman"/>
-          <w:sz w:val="24"/>
-          <w:szCs w:val="24"/>
-          <w:rtl w:val="0"/>
-        </w:rPr>
-        <w:t xml:space="preserve">Як зорю пресвітлу* Церква придбала тебе апостоле Тадею,* чудесами твоїми просвіщається завжди,* спаси тих, які з вірою почитають пам’ять твою.</w:t>
-      </w:r>
-    </w:p>
-    <w:p>
-      <w:pPr>
-        <w:pStyle w:val="Heading2"/>
-        <w:spacing w:line="240" w:lineRule="auto"/>
-        <w:rPr>
-          <w:rFonts w:ascii="Times New Roman" w:cs="Times New Roman" w:eastAsia="Times New Roman" w:hAnsi="Times New Roman"/>
-          <w:sz w:val="24"/>
-          <w:szCs w:val="24"/>
-        </w:rPr>
-      </w:pPr>
-      <w:bookmarkStart w:colFirst="0" w:colLast="0" w:name="_heading=h.qsyjigytktcp" w:id="15"/>
-      <w:bookmarkEnd w:id="15"/>
-      <w:r>
-        <w:rPr>
-          <w:rFonts w:ascii="Times New Roman" w:cs="Times New Roman" w:eastAsia="Times New Roman" w:hAnsi="Times New Roman"/>
-          <w:sz w:val="24"/>
-          <w:szCs w:val="24"/>
-          <w:rtl w:val="0"/>
-        </w:rPr>
-        <w:t xml:space="preserve">Св. мчц. Васси.</w:t>
-      </w:r>
-    </w:p>
-    <w:p>
-      <w:pPr>
-        <w:spacing w:after="0" w:before="200" w:line="240" w:lineRule="auto"/>
-        <w:rPr>
-          <w:rFonts w:ascii="Times New Roman" w:cs="Times New Roman" w:eastAsia="Times New Roman" w:hAnsi="Times New Roman"/>
-          <w:sz w:val="24"/>
-          <w:szCs w:val="24"/>
-        </w:rPr>
-      </w:pPr>
-      <w:r>
-        <w:rPr>
-          <w:rFonts w:ascii="Times New Roman" w:cs="Times New Roman" w:eastAsia="Times New Roman" w:hAnsi="Times New Roman"/>
-          <w:i w:val="1"/>
-          <w:color w:val="ff0000"/>
-          <w:sz w:val="24"/>
-          <w:szCs w:val="24"/>
-          <w:highlight w:val="white"/>
-          <w:rtl w:val="0"/>
-        </w:rPr>
-        <w:t xml:space="preserve">Тропар (г. 4): </w:t>
-      </w:r>
-      <w:r>
-        <w:rPr>
-          <w:rFonts w:ascii="Times New Roman" w:cs="Times New Roman" w:eastAsia="Times New Roman" w:hAnsi="Times New Roman"/>
-          <w:sz w:val="24"/>
-          <w:szCs w:val="24"/>
-          <w:rtl w:val="0"/>
-        </w:rPr>
-        <w:t xml:space="preserve">Агниця твоя, Ісусе, Васса,* кличе великим голосом:* тебе, жениху мій, люблю, і тебе шукаючи, страдаю,* і разом з Тобою розпинаюся, і погребуюся хрещенням Твоїм,* і терплю ради Тебе, щоб і царствувати в Тобі,* і вмираю за Тебе, щоб і жити з Тобою,* та як жертву непорочну прийми мене, що з любов’ю пожертвувалася Тобі.* Її молитвами як милостивий спаси душі наші.</w:t>
-      </w:r>
-    </w:p>
-    <w:p>
-      <w:pPr>
-        <w:spacing w:after="0" w:before="200" w:line="240" w:lineRule="auto"/>
-        <w:rPr>
-          <w:rFonts w:ascii="Times New Roman" w:cs="Times New Roman" w:eastAsia="Times New Roman" w:hAnsi="Times New Roman"/>
+          <w:color w:val="ff0000"/>
           <w:sz w:val="24"/>
           <w:szCs w:val="24"/>
         </w:rPr>
@@ -2573,7 +2669,12 @@
           <w:szCs w:val="24"/>
           <w:rtl w:val="0"/>
         </w:rPr>
-        <w:t xml:space="preserve">Мук вогонь Духа росою* погасила єси, чесна,* і до світла божественного і несказанного переставилась єси* і після смерті блаженної виточуєш краплі зцілень,* втихомирюючи розпалення похотей силою духовною. </w:t>
+        <w:t xml:space="preserve">Покликання благе придбав ти, Богомудрий,* відвернувся ти від зловір’я мужів лукавих,* не злякався єси мук, Агатоніку славний,* тому благ був ти наслідником* і прийняв із співстраждальцями твоїми вінки достойні. </w:t>
+      </w:r>
+      <w:r>
+        <w:rPr>
+          <w:rtl w:val="0"/>
+        </w:rPr>
       </w:r>
     </w:p>
     <w:p>
@@ -2601,7 +2702,7 @@
           <w:szCs w:val="24"/>
         </w:rPr>
       </w:pPr>
-      <w:bookmarkStart w:colFirst="0" w:colLast="0" w:name="_heading=h.mcis9xbrmtml" w:id="16"/>
+      <w:bookmarkStart w:colFirst="0" w:colLast="0" w:name="_heading=h.npp44s1omf9n" w:id="16"/>
       <w:bookmarkEnd w:id="16"/>
       <w:r>
         <w:rPr>
@@ -2610,7 +2711,29 @@
           <w:szCs w:val="24"/>
           <w:rtl w:val="0"/>
         </w:rPr>
-        <w:t xml:space="preserve">22 серпня. Св. мч. Агатоніка і тих, що з ним.</w:t>
+        <w:t xml:space="preserve">23 серпня.  Віддання празника Успення Богородиці. Св. мчч. Луппа. Св. свщмч. Іринея, єп. Ліонського.</w:t>
+      </w:r>
+    </w:p>
+    <w:p>
+      <w:pPr>
+        <w:pStyle w:val="Heading2"/>
+        <w:spacing w:before="200" w:line="240" w:lineRule="auto"/>
+        <w:rPr>
+          <w:rFonts w:ascii="Times New Roman" w:cs="Times New Roman" w:eastAsia="Times New Roman" w:hAnsi="Times New Roman"/>
+          <w:sz w:val="24"/>
+          <w:szCs w:val="24"/>
+        </w:rPr>
+      </w:pPr>
+      <w:bookmarkStart w:colFirst="0" w:colLast="0" w:name="_heading=h.w7c99q1n2xsd" w:id="17"/>
+      <w:bookmarkEnd w:id="17"/>
+      <w:r>
+        <w:rPr>
+          <w:rFonts w:ascii="Times New Roman" w:cs="Times New Roman" w:eastAsia="Times New Roman" w:hAnsi="Times New Roman"/>
+          <w:sz w:val="24"/>
+          <w:szCs w:val="24"/>
+          <w:rtl w:val="0"/>
+        </w:rPr>
+        <w:t xml:space="preserve">Св. мчч. Луппа</w:t>
       </w:r>
     </w:p>
     <w:p>
@@ -2641,7 +2764,7 @@
           <w:szCs w:val="24"/>
           <w:rtl w:val="0"/>
         </w:rPr>
-        <w:t xml:space="preserve">Мученик Твій, Господи, Агатонік,* у стражданнях своїх прийняв вінець нетлінний від Тебе, Бога нашого,* мавши бо кріпость Твою, він мучителів подолав,* сокрушив і демонів зухвальства безсильні.* Його молитвами спаси душі наші.</w:t>
+        <w:t xml:space="preserve">Му́ченик Твій, Го́споди, Лупп,* у стражда́ннях свої́х прийня́в віне́ць нетлі́нний від Те́бе, Бо́га на́шого,* ма́вши бо крі́пость Твою́, він мучи́телів подола́в,* сокруши́в і де́монів зухва́льства безси́льні.* Його́ молитва́ми спаси́ ду́ші на́ші.</w:t>
       </w:r>
     </w:p>
     <w:p>
@@ -2649,7 +2772,6 @@
         <w:spacing w:after="0" w:before="200" w:line="240" w:lineRule="auto"/>
         <w:rPr>
           <w:rFonts w:ascii="Times New Roman" w:cs="Times New Roman" w:eastAsia="Times New Roman" w:hAnsi="Times New Roman"/>
-          <w:color w:val="ff0000"/>
           <w:sz w:val="24"/>
           <w:szCs w:val="24"/>
         </w:rPr>
@@ -2672,12 +2794,7 @@
           <w:szCs w:val="24"/>
           <w:rtl w:val="0"/>
         </w:rPr>
-        <w:t xml:space="preserve">Покликання благе придбав ти, Богомудрий,* відвернувся ти від зловір’я мужів лукавих,* не злякався єси мук, Агатоніку славний,* тому благ був ти наслідником* і прийняв із співстраждальцями твоїми вінки достойні. </w:t>
-      </w:r>
-      <w:r>
-        <w:rPr>
-          <w:rtl w:val="0"/>
-        </w:rPr>
+        <w:t xml:space="preserve">Стражданням просвітившись* як золото в печі, зблиснув єси, мудрий,* зорею зцілень і благодаттю відігнав єси тьму демонів,* тому всесвяту пам’ять твою святкуємо,* богоблаженний Луппе, похвало мучеників.</w:t>
       </w:r>
     </w:p>
     <w:p>
@@ -2705,16 +2822,413 @@
           <w:szCs w:val="24"/>
         </w:rPr>
       </w:pPr>
-      <w:bookmarkStart w:colFirst="0" w:colLast="0" w:name="_heading=h.npp44s1omf9n" w:id="17"/>
-      <w:bookmarkEnd w:id="17"/>
-      <w:r>
-        <w:rPr>
-          <w:rFonts w:ascii="Times New Roman" w:cs="Times New Roman" w:eastAsia="Times New Roman" w:hAnsi="Times New Roman"/>
-          <w:sz w:val="24"/>
-          <w:szCs w:val="24"/>
-          <w:rtl w:val="0"/>
-        </w:rPr>
-        <w:t xml:space="preserve">23 серпня.  Віддання празника Успення Богородиці. Св. мчч. Луппа. Св. свщмч. Іринея, єп. Ліонського.</w:t>
+      <w:bookmarkStart w:colFirst="0" w:colLast="0" w:name="_heading=h.ap76o6m9a0cm" w:id="18"/>
+      <w:bookmarkEnd w:id="18"/>
+      <w:r>
+        <w:rPr>
+          <w:rFonts w:ascii="Times New Roman" w:cs="Times New Roman" w:eastAsia="Times New Roman" w:hAnsi="Times New Roman"/>
+          <w:sz w:val="24"/>
+          <w:szCs w:val="24"/>
+          <w:rtl w:val="0"/>
+        </w:rPr>
+        <w:t xml:space="preserve">24 серпня.  Св. свщмч. Євтиха.</w:t>
+      </w:r>
+    </w:p>
+    <w:p>
+      <w:pPr>
+        <w:spacing w:after="0" w:before="200" w:line="240" w:lineRule="auto"/>
+        <w:rPr>
+          <w:rFonts w:ascii="Times New Roman" w:cs="Times New Roman" w:eastAsia="Times New Roman" w:hAnsi="Times New Roman"/>
+          <w:sz w:val="24"/>
+          <w:szCs w:val="24"/>
+          <w:highlight w:val="white"/>
+        </w:rPr>
+      </w:pPr>
+      <w:r>
+        <w:rPr>
+          <w:rFonts w:ascii="Times New Roman" w:cs="Times New Roman" w:eastAsia="Times New Roman" w:hAnsi="Times New Roman"/>
+          <w:i w:val="1"/>
+          <w:color w:val="ff0000"/>
+          <w:sz w:val="24"/>
+          <w:szCs w:val="24"/>
+          <w:highlight w:val="white"/>
+          <w:rtl w:val="0"/>
+        </w:rPr>
+        <w:t xml:space="preserve">Тропар (г. 4):</w:t>
+      </w:r>
+      <w:r>
+        <w:rPr>
+          <w:rFonts w:ascii="Times New Roman" w:cs="Times New Roman" w:eastAsia="Times New Roman" w:hAnsi="Times New Roman"/>
+          <w:color w:val="ff0000"/>
+          <w:sz w:val="24"/>
+          <w:szCs w:val="24"/>
+          <w:highlight w:val="white"/>
+          <w:rtl w:val="0"/>
+        </w:rPr>
+        <w:t xml:space="preserve"> </w:t>
+      </w:r>
+      <w:r>
+        <w:rPr>
+          <w:rFonts w:ascii="Times New Roman" w:cs="Times New Roman" w:eastAsia="Times New Roman" w:hAnsi="Times New Roman"/>
+          <w:sz w:val="24"/>
+          <w:szCs w:val="24"/>
+          <w:highlight w:val="white"/>
+          <w:rtl w:val="0"/>
+        </w:rPr>
+        <w:t xml:space="preserve">Апо́стольських зви́чаїв прича́сником і ї́хніх престо́лів намі́сником став ти,* знайшо́в ти, богонатхне́нний, шлях до боговиді́ння.* Тому́ сло́во і́стини пропові́дував* і зара́ди ві́ри постражда́в ти аж до кро́ви, священному́ченику </w:t>
+      </w:r>
+      <w:r>
+        <w:rPr>
+          <w:rFonts w:ascii="Times New Roman" w:cs="Times New Roman" w:eastAsia="Times New Roman" w:hAnsi="Times New Roman"/>
+          <w:sz w:val="24"/>
+          <w:szCs w:val="24"/>
+          <w:rtl w:val="0"/>
+        </w:rPr>
+        <w:t xml:space="preserve">Євтиху</w:t>
+      </w:r>
+      <w:r>
+        <w:rPr>
+          <w:rFonts w:ascii="Times New Roman" w:cs="Times New Roman" w:eastAsia="Times New Roman" w:hAnsi="Times New Roman"/>
+          <w:sz w:val="24"/>
+          <w:szCs w:val="24"/>
+          <w:highlight w:val="white"/>
+          <w:rtl w:val="0"/>
+        </w:rPr>
+        <w:t xml:space="preserve">,* моли́ Христа́ Бо́га, щоб спасли́ся ду́ші на́ші.</w:t>
+      </w:r>
+    </w:p>
+    <w:p>
+      <w:pPr>
+        <w:spacing w:after="0" w:before="200" w:line="240" w:lineRule="auto"/>
+        <w:rPr>
+          <w:rFonts w:ascii="Times New Roman" w:cs="Times New Roman" w:eastAsia="Times New Roman" w:hAnsi="Times New Roman"/>
+          <w:sz w:val="24"/>
+          <w:szCs w:val="24"/>
+        </w:rPr>
+      </w:pPr>
+      <w:r>
+        <w:rPr>
+          <w:rFonts w:ascii="Times New Roman" w:cs="Times New Roman" w:eastAsia="Times New Roman" w:hAnsi="Times New Roman"/>
+          <w:i w:val="1"/>
+          <w:color w:val="ff0000"/>
+          <w:sz w:val="24"/>
+          <w:szCs w:val="24"/>
+          <w:rtl w:val="0"/>
+        </w:rPr>
+        <w:t xml:space="preserve">Кондак (г. 3): </w:t>
+      </w:r>
+      <w:r>
+        <w:rPr>
+          <w:rFonts w:ascii="Times New Roman" w:cs="Times New Roman" w:eastAsia="Times New Roman" w:hAnsi="Times New Roman"/>
+          <w:sz w:val="24"/>
+          <w:szCs w:val="24"/>
+          <w:rtl w:val="0"/>
+        </w:rPr>
+        <w:t xml:space="preserve">Апостолів сопрестольником* і святителів окрасою бувши, Євтиху,* як мученик прославився єси,* просіяв, як сонце, просвічуючи всіх,* і розорив єси глибоку ніч безбожжя,* тому й почитаємо тебе,* як воістину Божественного священнотаїнника Христового.</w:t>
+      </w:r>
+    </w:p>
+    <w:p>
+      <w:pPr>
+        <w:pStyle w:val="Heading1"/>
+        <w:spacing w:before="200" w:line="240" w:lineRule="auto"/>
+        <w:rPr>
+          <w:rFonts w:ascii="Times New Roman" w:cs="Times New Roman" w:eastAsia="Times New Roman" w:hAnsi="Times New Roman"/>
+          <w:sz w:val="24"/>
+          <w:szCs w:val="24"/>
+        </w:rPr>
+      </w:pPr>
+      <w:bookmarkStart w:colFirst="0" w:colLast="0" w:name="_heading=h.qe4x81t47odu" w:id="19"/>
+      <w:bookmarkEnd w:id="19"/>
+      <w:r>
+        <w:rPr>
+          <w:rFonts w:ascii="Times New Roman" w:cs="Times New Roman" w:eastAsia="Times New Roman" w:hAnsi="Times New Roman"/>
+          <w:sz w:val="24"/>
+          <w:szCs w:val="24"/>
+          <w:rtl w:val="0"/>
+        </w:rPr>
+        <w:t xml:space="preserve">25 серпня.  Повернення мощів св. ап. Вартоломея. Св. ап. Тита.</w:t>
+      </w:r>
+    </w:p>
+    <w:p>
+      <w:pPr>
+        <w:spacing w:after="0" w:before="200" w:line="240" w:lineRule="auto"/>
+        <w:rPr>
+          <w:rFonts w:ascii="Times New Roman" w:cs="Times New Roman" w:eastAsia="Times New Roman" w:hAnsi="Times New Roman"/>
+          <w:sz w:val="24"/>
+          <w:szCs w:val="24"/>
+        </w:rPr>
+      </w:pPr>
+      <w:r>
+        <w:rPr>
+          <w:rFonts w:ascii="Times New Roman" w:cs="Times New Roman" w:eastAsia="Times New Roman" w:hAnsi="Times New Roman"/>
+          <w:i w:val="1"/>
+          <w:color w:val="ff0000"/>
+          <w:sz w:val="24"/>
+          <w:szCs w:val="24"/>
+          <w:rtl w:val="0"/>
+        </w:rPr>
+        <w:t xml:space="preserve">Тропар (г. 3): </w:t>
+      </w:r>
+      <w:r>
+        <w:rPr>
+          <w:rFonts w:ascii="Times New Roman" w:cs="Times New Roman" w:eastAsia="Times New Roman" w:hAnsi="Times New Roman"/>
+          <w:sz w:val="24"/>
+          <w:szCs w:val="24"/>
+          <w:rtl w:val="0"/>
+        </w:rPr>
+        <w:t xml:space="preserve">Апо́столи святі́, молі́ть милости́вого Бо́га,* щоб відпу́щення прогрі́шень пода́в ду́шам на́шим.</w:t>
+      </w:r>
+    </w:p>
+    <w:p>
+      <w:pPr>
+        <w:spacing w:after="0" w:before="200" w:line="240" w:lineRule="auto"/>
+        <w:rPr>
+          <w:rFonts w:ascii="Times New Roman" w:cs="Times New Roman" w:eastAsia="Times New Roman" w:hAnsi="Times New Roman"/>
+          <w:i w:val="1"/>
+          <w:sz w:val="24"/>
+          <w:szCs w:val="24"/>
+        </w:rPr>
+      </w:pPr>
+      <w:r>
+        <w:rPr>
+          <w:rFonts w:ascii="Times New Roman" w:cs="Times New Roman" w:eastAsia="Times New Roman" w:hAnsi="Times New Roman"/>
+          <w:i w:val="1"/>
+          <w:color w:val="ff0000"/>
+          <w:sz w:val="24"/>
+          <w:szCs w:val="24"/>
+          <w:rtl w:val="0"/>
+        </w:rPr>
+        <w:t xml:space="preserve">Кондак Вартоломея (г. 4): </w:t>
+      </w:r>
+      <w:r>
+        <w:rPr>
+          <w:rFonts w:ascii="Times New Roman" w:cs="Times New Roman" w:eastAsia="Times New Roman" w:hAnsi="Times New Roman"/>
+          <w:sz w:val="24"/>
+          <w:szCs w:val="24"/>
+          <w:rtl w:val="0"/>
+        </w:rPr>
+        <w:t xml:space="preserve">Ти явився сонцем Церкви,* яке просвічує світлістю науки та страшними чудами тих,* які тебе прославляють, Вартоломею, Господній апостоле.</w:t>
+      </w:r>
+      <w:r>
+        <w:rPr>
+          <w:rtl w:val="0"/>
+        </w:rPr>
+      </w:r>
+    </w:p>
+    <w:p>
+      <w:pPr>
+        <w:spacing w:after="0" w:before="200" w:line="240" w:lineRule="auto"/>
+        <w:rPr>
+          <w:rFonts w:ascii="Times New Roman" w:cs="Times New Roman" w:eastAsia="Times New Roman" w:hAnsi="Times New Roman"/>
+          <w:sz w:val="24"/>
+          <w:szCs w:val="24"/>
+        </w:rPr>
+      </w:pPr>
+      <w:r>
+        <w:rPr>
+          <w:rFonts w:ascii="Times New Roman" w:cs="Times New Roman" w:eastAsia="Times New Roman" w:hAnsi="Times New Roman"/>
+          <w:i w:val="1"/>
+          <w:color w:val="ff0000"/>
+          <w:sz w:val="24"/>
+          <w:szCs w:val="24"/>
+          <w:rtl w:val="0"/>
+        </w:rPr>
+        <w:t xml:space="preserve">Кондак Тита (г. 2): </w:t>
+      </w:r>
+      <w:r>
+        <w:rPr>
+          <w:rFonts w:ascii="Times New Roman" w:cs="Times New Roman" w:eastAsia="Times New Roman" w:hAnsi="Times New Roman"/>
+          <w:sz w:val="24"/>
+          <w:szCs w:val="24"/>
+          <w:rtl w:val="0"/>
+        </w:rPr>
+        <w:t xml:space="preserve">Приятелем Павла явився єси, апостоле,* з ним проголосив ти нам слово Божественної благодаті,* проповіднику тайн, Тите всепам’ятний,* тому й кличемо: не переставай молитися за нас усіх.</w:t>
+      </w:r>
+    </w:p>
+    <w:p>
+      <w:pPr>
+        <w:pStyle w:val="Heading1"/>
+        <w:spacing w:before="200" w:line="240" w:lineRule="auto"/>
+        <w:rPr>
+          <w:rFonts w:ascii="Times New Roman" w:cs="Times New Roman" w:eastAsia="Times New Roman" w:hAnsi="Times New Roman"/>
+          <w:sz w:val="24"/>
+          <w:szCs w:val="24"/>
+        </w:rPr>
+      </w:pPr>
+      <w:bookmarkStart w:colFirst="0" w:colLast="0" w:name="_heading=h.fyglqvoptdk6" w:id="20"/>
+      <w:bookmarkEnd w:id="20"/>
+      <w:r>
+        <w:rPr>
+          <w:rFonts w:ascii="Times New Roman" w:cs="Times New Roman" w:eastAsia="Times New Roman" w:hAnsi="Times New Roman"/>
+          <w:sz w:val="24"/>
+          <w:szCs w:val="24"/>
+          <w:rtl w:val="0"/>
+        </w:rPr>
+        <w:t xml:space="preserve">26 серпня.  Свв. мчч. Адріяна й Наталії.</w:t>
+      </w:r>
+    </w:p>
+    <w:p>
+      <w:pPr>
+        <w:spacing w:after="0" w:before="200" w:line="240" w:lineRule="auto"/>
+        <w:rPr>
+          <w:rFonts w:ascii="Times New Roman" w:cs="Times New Roman" w:eastAsia="Times New Roman" w:hAnsi="Times New Roman"/>
+          <w:sz w:val="24"/>
+          <w:szCs w:val="24"/>
+        </w:rPr>
+      </w:pPr>
+      <w:r>
+        <w:rPr>
+          <w:rFonts w:ascii="Times New Roman" w:cs="Times New Roman" w:eastAsia="Times New Roman" w:hAnsi="Times New Roman"/>
+          <w:i w:val="1"/>
+          <w:color w:val="ff0000"/>
+          <w:sz w:val="24"/>
+          <w:szCs w:val="24"/>
+          <w:rtl w:val="0"/>
+        </w:rPr>
+        <w:t xml:space="preserve">Тропар (г. 3): </w:t>
+      </w:r>
+      <w:r>
+        <w:rPr>
+          <w:rFonts w:ascii="Times New Roman" w:cs="Times New Roman" w:eastAsia="Times New Roman" w:hAnsi="Times New Roman"/>
+          <w:sz w:val="24"/>
+          <w:szCs w:val="24"/>
+          <w:rtl w:val="0"/>
+        </w:rPr>
+        <w:t xml:space="preserve">Багатство невичерпне придбав єси - віру спасенну, триблаженний,* покинувши нечестя вітцівське* і Владики стопами крокуючи,* Божественними дарами збагатився єси, Адріяне славний;* Христа Бога моли, щоб спаслися душі наші.</w:t>
+      </w:r>
+    </w:p>
+    <w:p>
+      <w:pPr>
+        <w:spacing w:after="0" w:before="200" w:line="240" w:lineRule="auto"/>
+        <w:rPr>
+          <w:rFonts w:ascii="Times New Roman" w:cs="Times New Roman" w:eastAsia="Times New Roman" w:hAnsi="Times New Roman"/>
+          <w:sz w:val="24"/>
+          <w:szCs w:val="24"/>
+        </w:rPr>
+      </w:pPr>
+      <w:r>
+        <w:rPr>
+          <w:rFonts w:ascii="Times New Roman" w:cs="Times New Roman" w:eastAsia="Times New Roman" w:hAnsi="Times New Roman"/>
+          <w:i w:val="1"/>
+          <w:color w:val="ff0000"/>
+          <w:sz w:val="24"/>
+          <w:szCs w:val="24"/>
+          <w:rtl w:val="0"/>
+        </w:rPr>
+        <w:t xml:space="preserve">Кондак (г. 4): </w:t>
+      </w:r>
+      <w:r>
+        <w:rPr>
+          <w:rFonts w:ascii="Times New Roman" w:cs="Times New Roman" w:eastAsia="Times New Roman" w:hAnsi="Times New Roman"/>
+          <w:sz w:val="24"/>
+          <w:szCs w:val="24"/>
+          <w:rtl w:val="0"/>
+        </w:rPr>
+        <w:t xml:space="preserve">Жінки богомудрої слова божественні* в серце вложивши, Адріяне, мученику Христовий,* на муки швидко пішов єси,* із дружиною вінець прийнявши.</w:t>
+      </w:r>
+    </w:p>
+    <w:p>
+      <w:pPr>
+        <w:pStyle w:val="Heading1"/>
+        <w:spacing w:before="200" w:line="240" w:lineRule="auto"/>
+        <w:rPr>
+          <w:rFonts w:ascii="Times New Roman" w:cs="Times New Roman" w:eastAsia="Times New Roman" w:hAnsi="Times New Roman"/>
+          <w:sz w:val="24"/>
+          <w:szCs w:val="24"/>
+        </w:rPr>
+      </w:pPr>
+      <w:bookmarkStart w:colFirst="0" w:colLast="0" w:name="_heading=h.bql3lntmpsiv" w:id="21"/>
+      <w:bookmarkEnd w:id="21"/>
+      <w:r>
+        <w:rPr>
+          <w:rFonts w:ascii="Times New Roman" w:cs="Times New Roman" w:eastAsia="Times New Roman" w:hAnsi="Times New Roman"/>
+          <w:sz w:val="24"/>
+          <w:szCs w:val="24"/>
+          <w:rtl w:val="0"/>
+        </w:rPr>
+        <w:t xml:space="preserve">27 серпня.  Прп. Пімена.</w:t>
+      </w:r>
+    </w:p>
+    <w:p>
+      <w:pPr>
+        <w:spacing w:after="0" w:before="200" w:line="240" w:lineRule="auto"/>
+        <w:rPr>
+          <w:rFonts w:ascii="Times New Roman" w:cs="Times New Roman" w:eastAsia="Times New Roman" w:hAnsi="Times New Roman"/>
+          <w:sz w:val="24"/>
+          <w:szCs w:val="24"/>
+        </w:rPr>
+      </w:pPr>
+      <w:r>
+        <w:rPr>
+          <w:rFonts w:ascii="Times New Roman" w:cs="Times New Roman" w:eastAsia="Times New Roman" w:hAnsi="Times New Roman"/>
+          <w:i w:val="1"/>
+          <w:color w:val="ff0000"/>
+          <w:sz w:val="24"/>
+          <w:szCs w:val="24"/>
+          <w:rtl w:val="0"/>
+        </w:rPr>
+        <w:t xml:space="preserve">Тропар (г. 8): </w:t>
+      </w:r>
+      <w:r>
+        <w:rPr>
+          <w:rFonts w:ascii="Times New Roman" w:cs="Times New Roman" w:eastAsia="Times New Roman" w:hAnsi="Times New Roman"/>
+          <w:sz w:val="24"/>
+          <w:szCs w:val="24"/>
+          <w:rtl w:val="0"/>
+        </w:rPr>
+        <w:t xml:space="preserve">Потоками сліз твоїх ти неродючу пустиню управив,* і з глибини зітханнями ти в трудах приніс стократні плоди,* і був ти світильником вселенної, сіяючи чудесами, Пімене, отче наш.* Моли Христа Бога, щоб спаслися душі наші.</w:t>
+      </w:r>
+    </w:p>
+    <w:p>
+      <w:pPr>
+        <w:spacing w:after="0" w:before="200" w:line="240" w:lineRule="auto"/>
+        <w:rPr>
+          <w:rFonts w:ascii="Times New Roman" w:cs="Times New Roman" w:eastAsia="Times New Roman" w:hAnsi="Times New Roman"/>
+          <w:sz w:val="24"/>
+          <w:szCs w:val="24"/>
+        </w:rPr>
+      </w:pPr>
+      <w:r>
+        <w:rPr>
+          <w:rFonts w:ascii="Times New Roman" w:cs="Times New Roman" w:eastAsia="Times New Roman" w:hAnsi="Times New Roman"/>
+          <w:i w:val="1"/>
+          <w:color w:val="ff0000"/>
+          <w:sz w:val="24"/>
+          <w:szCs w:val="24"/>
+          <w:rtl w:val="0"/>
+        </w:rPr>
+        <w:t xml:space="preserve">Кондак (г. 4): </w:t>
+      </w:r>
+      <w:r>
+        <w:rPr>
+          <w:rFonts w:ascii="Times New Roman" w:cs="Times New Roman" w:eastAsia="Times New Roman" w:hAnsi="Times New Roman"/>
+          <w:sz w:val="24"/>
+          <w:szCs w:val="24"/>
+          <w:rtl w:val="0"/>
+        </w:rPr>
+        <w:t xml:space="preserve">Світлих подвигів твоїх, преподобний отче,* днесь пам’ять свята настала* і веселить душі благочестивих,* богомудрий Пімене, преподобний отче наш. </w:t>
+      </w:r>
+    </w:p>
+    <w:p>
+      <w:pPr>
+        <w:pStyle w:val="Heading1"/>
+        <w:spacing w:before="200" w:line="240" w:lineRule="auto"/>
+        <w:rPr>
+          <w:rFonts w:ascii="Times New Roman" w:cs="Times New Roman" w:eastAsia="Times New Roman" w:hAnsi="Times New Roman"/>
+          <w:sz w:val="24"/>
+          <w:szCs w:val="24"/>
+        </w:rPr>
+      </w:pPr>
+      <w:bookmarkStart w:colFirst="0" w:colLast="0" w:name="_heading=h.7wlm3yi97zvr" w:id="22"/>
+      <w:bookmarkEnd w:id="22"/>
+      <w:r>
+        <w:rPr>
+          <w:rFonts w:ascii="Times New Roman" w:cs="Times New Roman" w:eastAsia="Times New Roman" w:hAnsi="Times New Roman"/>
+          <w:sz w:val="24"/>
+          <w:szCs w:val="24"/>
+          <w:rtl w:val="0"/>
+        </w:rPr>
+        <w:t xml:space="preserve">28 серпня. Прп. Мойсея Мурина. Св. Августина, єп. Іппонського. Св. мч. Гебре Михаїла, пресвітера ефіопського. Собор прпп. отців Печерських, що спочивають у дальніх печерах.</w:t>
       </w:r>
     </w:p>
     <w:p>
@@ -2727,16 +3241,16 @@
           <w:szCs w:val="24"/>
         </w:rPr>
       </w:pPr>
-      <w:bookmarkStart w:colFirst="0" w:colLast="0" w:name="_heading=h.w7c99q1n2xsd" w:id="18"/>
-      <w:bookmarkEnd w:id="18"/>
-      <w:r>
-        <w:rPr>
-          <w:rFonts w:ascii="Times New Roman" w:cs="Times New Roman" w:eastAsia="Times New Roman" w:hAnsi="Times New Roman"/>
-          <w:sz w:val="24"/>
-          <w:szCs w:val="24"/>
-          <w:rtl w:val="0"/>
-        </w:rPr>
-        <w:t xml:space="preserve">Св. мчч. Луппа</w:t>
+      <w:bookmarkStart w:colFirst="0" w:colLast="0" w:name="_heading=h.c6pygw6qrqcq" w:id="23"/>
+      <w:bookmarkEnd w:id="23"/>
+      <w:r>
+        <w:rPr>
+          <w:rFonts w:ascii="Times New Roman" w:cs="Times New Roman" w:eastAsia="Times New Roman" w:hAnsi="Times New Roman"/>
+          <w:sz w:val="24"/>
+          <w:szCs w:val="24"/>
+          <w:rtl w:val="0"/>
+        </w:rPr>
+        <w:t xml:space="preserve">Прп. Мойсея Мурина</w:t>
       </w:r>
     </w:p>
     <w:p>
@@ -2755,19 +3269,18 @@
           <w:color w:val="ff0000"/>
           <w:sz w:val="24"/>
           <w:szCs w:val="24"/>
-          <w:highlight w:val="white"/>
-          <w:rtl w:val="0"/>
-        </w:rPr>
-        <w:t xml:space="preserve">Тропар (г. 4): </w:t>
-      </w:r>
-      <w:r>
-        <w:rPr>
-          <w:rFonts w:ascii="Times New Roman" w:cs="Times New Roman" w:eastAsia="Times New Roman" w:hAnsi="Times New Roman"/>
-          <w:sz w:val="24"/>
-          <w:szCs w:val="24"/>
-          <w:rtl w:val="0"/>
-        </w:rPr>
-        <w:t xml:space="preserve">Мученик Твій, Господи, Лупп,* у стражданнях своїх прийняв вінець нетлінний від Тебе, Бога нашого,* мавши бо кріпость Твою, він мучителів подолав,* сокрушив і демонів зухвальства безсильні.* Його молитвами спаси душі наші.</w:t>
+          <w:rtl w:val="0"/>
+        </w:rPr>
+        <w:t xml:space="preserve">Тропар (г. 1):</w:t>
+      </w:r>
+      <w:r>
+        <w:rPr>
+          <w:rFonts w:ascii="Times New Roman" w:cs="Times New Roman" w:eastAsia="Times New Roman" w:hAnsi="Times New Roman"/>
+          <w:sz w:val="24"/>
+          <w:szCs w:val="24"/>
+          <w:rtl w:val="0"/>
+        </w:rPr>
+        <w:t xml:space="preserve"> Пусти́нним жи́телем і в ті́лі а́нгелом,* і чудотво́рцем показа́в ти себе́, богоно́сний о́тче наш Мойсе́ю.* По́стом, чува́нням, моли́твою небе́сні дарува́ння прийня́вши,* зціля́єш неду́жих і ду́ші, що з ві́рою прибіга́ють до те́бе.* Сла́ва Тому́, що дав тобі́ крі́пость,* сла́ва Тому́, що вінча́в тебе́,* сла́ва Тому́, що ді́є тобо́ю всім зці́лення.</w:t>
       </w:r>
     </w:p>
     <w:p>
@@ -2788,16 +3301,38 @@
           <w:szCs w:val="24"/>
           <w:rtl w:val="0"/>
         </w:rPr>
-        <w:t xml:space="preserve">Кондак (г. 1): </w:t>
-      </w:r>
-      <w:r>
-        <w:rPr>
-          <w:rFonts w:ascii="Times New Roman" w:cs="Times New Roman" w:eastAsia="Times New Roman" w:hAnsi="Times New Roman"/>
-          <w:sz w:val="24"/>
-          <w:szCs w:val="24"/>
-          <w:rtl w:val="0"/>
-        </w:rPr>
-        <w:t xml:space="preserve">Стражданням просвітившись* як золото в печі, зблиснув єси, мудрий,* зорею зцілень і благодаттю відігнав єси тьму демонів,* тому всесвяту пам’ять твою святкуємо,* богоблаженний Луппе, похвало мучеників.</w:t>
+        <w:t xml:space="preserve">Кондак (г. 4): </w:t>
+      </w:r>
+      <w:r>
+        <w:rPr>
+          <w:rFonts w:ascii="Times New Roman" w:cs="Times New Roman" w:eastAsia="Times New Roman" w:hAnsi="Times New Roman"/>
+          <w:sz w:val="24"/>
+          <w:szCs w:val="24"/>
+          <w:rtl w:val="0"/>
+        </w:rPr>
+        <w:t xml:space="preserve">Муринів подолавши* і лиця демонів осоромивши,* засяяв єси як сонце світло,* світлом життя твого і навчаннями напоумлюєш душі наші.</w:t>
+      </w:r>
+    </w:p>
+    <w:p>
+      <w:pPr>
+        <w:pStyle w:val="Heading2"/>
+        <w:spacing w:before="200" w:line="240" w:lineRule="auto"/>
+        <w:rPr>
+          <w:rFonts w:ascii="Times New Roman" w:cs="Times New Roman" w:eastAsia="Times New Roman" w:hAnsi="Times New Roman"/>
+          <w:sz w:val="24"/>
+          <w:szCs w:val="24"/>
+        </w:rPr>
+      </w:pPr>
+      <w:bookmarkStart w:colFirst="0" w:colLast="0" w:name="_heading=h.fp9nf1ksqnod" w:id="24"/>
+      <w:bookmarkEnd w:id="24"/>
+      <w:r>
+        <w:rPr>
+          <w:rFonts w:ascii="Times New Roman" w:cs="Times New Roman" w:eastAsia="Times New Roman" w:hAnsi="Times New Roman"/>
+          <w:sz w:val="24"/>
+          <w:szCs w:val="24"/>
+          <w:rtl w:val="0"/>
+        </w:rPr>
+        <w:t xml:space="preserve">Св. Августина, єп. Іппонського</w:t>
       </w:r>
     </w:p>
     <w:p>
@@ -2805,14 +3340,84 @@
         <w:spacing w:after="0" w:before="200" w:line="240" w:lineRule="auto"/>
         <w:rPr>
           <w:rFonts w:ascii="Times New Roman" w:cs="Times New Roman" w:eastAsia="Times New Roman" w:hAnsi="Times New Roman"/>
-          <w:sz w:val="24"/>
-          <w:szCs w:val="24"/>
-        </w:rPr>
-      </w:pPr>
-      <w:r>
-        <w:rPr>
-          <w:rtl w:val="0"/>
-        </w:rPr>
+          <w:b w:val="1"/>
+          <w:sz w:val="24"/>
+          <w:szCs w:val="24"/>
+        </w:rPr>
+      </w:pPr>
+      <w:r>
+        <w:rPr>
+          <w:rFonts w:ascii="Times New Roman" w:cs="Times New Roman" w:eastAsia="Times New Roman" w:hAnsi="Times New Roman"/>
+          <w:i w:val="1"/>
+          <w:color w:val="ff0000"/>
+          <w:sz w:val="24"/>
+          <w:szCs w:val="24"/>
+          <w:rtl w:val="0"/>
+        </w:rPr>
+        <w:t xml:space="preserve">Тропар (г. 8): </w:t>
+      </w:r>
+      <w:r>
+        <w:rPr>
+          <w:rFonts w:ascii="Times New Roman" w:cs="Times New Roman" w:eastAsia="Times New Roman" w:hAnsi="Times New Roman"/>
+          <w:sz w:val="24"/>
+          <w:szCs w:val="24"/>
+          <w:rtl w:val="0"/>
+        </w:rPr>
+        <w:t xml:space="preserve">Правосла́в’я наста́внику, благоче́стя учи́телю і чистоти́, вселе́нної світи́льнику,* мона́хів богонатхне́нна окра́со, Августине прему́дрий,* уче́нням твої́м ти все просвіти́в, сопі́лко духо́вна.* Моли́ Христа́ Бо́га, щоб спасли́ся ду́ші на́ші.</w:t>
+      </w:r>
+      <w:r>
+        <w:rPr>
+          <w:rtl w:val="0"/>
+        </w:rPr>
+      </w:r>
+    </w:p>
+    <w:p>
+      <w:pPr>
+        <w:spacing w:after="0" w:before="200" w:line="240" w:lineRule="auto"/>
+        <w:rPr>
+          <w:rFonts w:ascii="Times New Roman" w:cs="Times New Roman" w:eastAsia="Times New Roman" w:hAnsi="Times New Roman"/>
+          <w:sz w:val="24"/>
+          <w:szCs w:val="24"/>
+        </w:rPr>
+      </w:pPr>
+      <w:r>
+        <w:rPr>
+          <w:rFonts w:ascii="Times New Roman" w:cs="Times New Roman" w:eastAsia="Times New Roman" w:hAnsi="Times New Roman"/>
+          <w:i w:val="1"/>
+          <w:color w:val="ff0000"/>
+          <w:sz w:val="24"/>
+          <w:szCs w:val="24"/>
+          <w:rtl w:val="0"/>
+        </w:rPr>
+        <w:t xml:space="preserve">Кондак (г. 2): </w:t>
+      </w:r>
+      <w:r>
+        <w:rPr>
+          <w:rFonts w:ascii="Times New Roman" w:cs="Times New Roman" w:eastAsia="Times New Roman" w:hAnsi="Times New Roman"/>
+          <w:sz w:val="24"/>
+          <w:szCs w:val="24"/>
+          <w:rtl w:val="0"/>
+        </w:rPr>
+        <w:t xml:space="preserve">Премудрости свята і Божа посудино,* богослов'я світлу трубу, одноголосно тебе прославляємо, преблаженний Августине;* бо ти ясно научив віри Христової і її зберіг* та помножив в многоту стада вірних.* Тому з ангелами тепер радуєшся в Христі Бозі* і молишся безупинно за всіх</w:t>
+      </w:r>
+      <w:r>
+        <w:rPr>
+          <w:rFonts w:ascii="Times New Roman" w:cs="Times New Roman" w:eastAsia="Times New Roman" w:hAnsi="Times New Roman"/>
+          <w:b w:val="1"/>
+          <w:sz w:val="24"/>
+          <w:szCs w:val="24"/>
+          <w:rtl w:val="0"/>
+        </w:rPr>
+        <w:t xml:space="preserve"> </w:t>
+      </w:r>
+      <w:r>
+        <w:rPr>
+          <w:rFonts w:ascii="Times New Roman" w:cs="Times New Roman" w:eastAsia="Times New Roman" w:hAnsi="Times New Roman"/>
+          <w:sz w:val="24"/>
+          <w:szCs w:val="24"/>
+          <w:rtl w:val="0"/>
+        </w:rPr>
+        <w:t xml:space="preserve">нас.</w:t>
       </w:r>
     </w:p>
     <w:p>
@@ -2821,20 +3426,65 @@
         <w:spacing w:before="200" w:line="240" w:lineRule="auto"/>
         <w:rPr>
           <w:rFonts w:ascii="Times New Roman" w:cs="Times New Roman" w:eastAsia="Times New Roman" w:hAnsi="Times New Roman"/>
-          <w:sz w:val="24"/>
-          <w:szCs w:val="24"/>
-        </w:rPr>
-      </w:pPr>
-      <w:bookmarkStart w:colFirst="0" w:colLast="0" w:name="_heading=h.ap76o6m9a0cm" w:id="19"/>
-      <w:bookmarkEnd w:id="19"/>
-      <w:r>
-        <w:rPr>
-          <w:rFonts w:ascii="Times New Roman" w:cs="Times New Roman" w:eastAsia="Times New Roman" w:hAnsi="Times New Roman"/>
-          <w:sz w:val="24"/>
-          <w:szCs w:val="24"/>
-          <w:rtl w:val="0"/>
-        </w:rPr>
-        <w:t xml:space="preserve">24 серпня.  Св. свщмч. Євтиха.</w:t>
+          <w:i w:val="1"/>
+          <w:color w:val="ff0000"/>
+          <w:sz w:val="24"/>
+          <w:szCs w:val="24"/>
+        </w:rPr>
+      </w:pPr>
+      <w:bookmarkStart w:colFirst="0" w:colLast="0" w:name="_heading=h.40rtouvs8imb" w:id="25"/>
+      <w:bookmarkEnd w:id="25"/>
+      <w:r>
+        <w:rPr>
+          <w:rFonts w:ascii="Times New Roman" w:cs="Times New Roman" w:eastAsia="Times New Roman" w:hAnsi="Times New Roman"/>
+          <w:i w:val="1"/>
+          <w:color w:val="ff0000"/>
+          <w:sz w:val="24"/>
+          <w:szCs w:val="24"/>
+          <w:rtl w:val="0"/>
+        </w:rPr>
+        <w:t xml:space="preserve">29</w:t>
+      </w:r>
+      <w:r>
+        <w:rPr>
+          <w:rFonts w:ascii="Times New Roman" w:cs="Times New Roman" w:eastAsia="Times New Roman" w:hAnsi="Times New Roman"/>
+          <w:sz w:val="24"/>
+          <w:szCs w:val="24"/>
+          <w:rtl w:val="0"/>
+        </w:rPr>
+        <w:t xml:space="preserve"> серпня. </w:t>
+      </w:r>
+      <w:r>
+        <w:rPr>
+          <w:rFonts w:ascii="Times New Roman" w:cs="Times New Roman" w:eastAsia="Times New Roman" w:hAnsi="Times New Roman"/>
+          <w:i w:val="1"/>
+          <w:color w:val="ff0000"/>
+          <w:sz w:val="24"/>
+          <w:szCs w:val="24"/>
+          <w:rtl w:val="0"/>
+        </w:rPr>
+        <w:t xml:space="preserve"> </w:t>
+      </w:r>
+      <w:r>
+        <w:rPr>
+          <w:rFonts w:ascii="Times New Roman" w:cs="Times New Roman" w:eastAsia="Times New Roman" w:hAnsi="Times New Roman"/>
+          <w:color w:val="ff0000"/>
+          <w:sz w:val="24"/>
+          <w:szCs w:val="24"/>
+          <w:rtl w:val="0"/>
+        </w:rPr>
+        <w:t xml:space="preserve">+ </w:t>
+      </w:r>
+      <w:r>
+        <w:rPr>
+          <w:rFonts w:ascii="Times New Roman" w:cs="Times New Roman" w:eastAsia="Times New Roman" w:hAnsi="Times New Roman"/>
+          <w:i w:val="1"/>
+          <w:color w:val="ff0000"/>
+          <w:sz w:val="24"/>
+          <w:szCs w:val="24"/>
+          <w:rtl w:val="0"/>
+        </w:rPr>
+        <w:t xml:space="preserve">Усікновення чесної голови чесного і славного пророка, предтечі і Хрестителя Йоана. Піст.</w:t>
       </w:r>
     </w:p>
     <w:p>
@@ -2844,62 +3494,27 @@
           <w:rFonts w:ascii="Times New Roman" w:cs="Times New Roman" w:eastAsia="Times New Roman" w:hAnsi="Times New Roman"/>
           <w:sz w:val="24"/>
           <w:szCs w:val="24"/>
-          <w:highlight w:val="white"/>
-        </w:rPr>
-      </w:pPr>
-      <w:r>
-        <w:rPr>
-          <w:rFonts w:ascii="Times New Roman" w:cs="Times New Roman" w:eastAsia="Times New Roman" w:hAnsi="Times New Roman"/>
-          <w:i w:val="1"/>
-          <w:color w:val="ff0000"/>
-          <w:sz w:val="24"/>
-          <w:szCs w:val="24"/>
-          <w:highlight w:val="white"/>
-          <w:rtl w:val="0"/>
-        </w:rPr>
-        <w:t xml:space="preserve">Тропар (г. 4):</w:t>
-      </w:r>
-      <w:r>
-        <w:rPr>
-          <w:rFonts w:ascii="Times New Roman" w:cs="Times New Roman" w:eastAsia="Times New Roman" w:hAnsi="Times New Roman"/>
-          <w:color w:val="ff0000"/>
-          <w:sz w:val="24"/>
-          <w:szCs w:val="24"/>
-          <w:highlight w:val="white"/>
-          <w:rtl w:val="0"/>
-        </w:rPr>
-        <w:t xml:space="preserve"> </w:t>
-      </w:r>
-      <w:r>
-        <w:rPr>
-          <w:rFonts w:ascii="Times New Roman" w:cs="Times New Roman" w:eastAsia="Times New Roman" w:hAnsi="Times New Roman"/>
-          <w:sz w:val="24"/>
-          <w:szCs w:val="24"/>
-          <w:highlight w:val="white"/>
-          <w:rtl w:val="0"/>
-        </w:rPr>
-        <w:t xml:space="preserve">I звичаїв апостолів причасником,* і їх намісником стався ти,* знайшов ти шлях, богонатхненний, як дійти до видіння.* Задля того слово істини справляючи,* і задля віри пострадав ти аж до крови, священномученику Євтиху</w:t>
-      </w:r>
-      <w:r>
-        <w:rPr>
-          <w:rFonts w:ascii="Times New Roman" w:cs="Times New Roman" w:eastAsia="Times New Roman" w:hAnsi="Times New Roman"/>
-          <w:i w:val="1"/>
-          <w:sz w:val="24"/>
-          <w:szCs w:val="24"/>
-          <w:highlight w:val="white"/>
-          <w:rtl w:val="0"/>
-        </w:rPr>
-        <w:t xml:space="preserve">,* </w:t>
-      </w:r>
-      <w:r>
-        <w:rPr>
-          <w:rFonts w:ascii="Times New Roman" w:cs="Times New Roman" w:eastAsia="Times New Roman" w:hAnsi="Times New Roman"/>
-          <w:sz w:val="24"/>
-          <w:szCs w:val="24"/>
-          <w:highlight w:val="white"/>
-          <w:rtl w:val="0"/>
-        </w:rPr>
-        <w:t xml:space="preserve">моли Христа Бога,* щоб спаслися душі наші.</w:t>
+        </w:rPr>
+      </w:pPr>
+      <w:r>
+        <w:rPr>
+          <w:rFonts w:ascii="Times New Roman" w:cs="Times New Roman" w:eastAsia="Times New Roman" w:hAnsi="Times New Roman"/>
+          <w:i w:val="1"/>
+          <w:color w:val="ff0000"/>
+          <w:sz w:val="24"/>
+          <w:szCs w:val="24"/>
+          <w:rtl w:val="0"/>
+        </w:rPr>
+        <w:t xml:space="preserve">Тропар (г. 2): </w:t>
+      </w:r>
+      <w:r>
+        <w:rPr>
+          <w:rFonts w:ascii="Times New Roman" w:cs="Times New Roman" w:eastAsia="Times New Roman" w:hAnsi="Times New Roman"/>
+          <w:sz w:val="24"/>
+          <w:szCs w:val="24"/>
+          <w:rtl w:val="0"/>
+        </w:rPr>
+        <w:t xml:space="preserve">Па́м’ять пра́ведного з похвала́ми,* а тобі́ виста́чає сві́дчення Госпо́днього, предте́че,* бо ти яви́вся воі́стину і від проро́ків чесні́ший,* бо у стру́менях сподоби́вся хрести́ти Пропові́даного.* Тому́ за і́стину постражда́в ти, раді́ючи,* благовісти́в ти й тим, що в а́ді, Бо́га, я́вленого в ті́лі,* що взяв гріх сві́ту і подає́ нам вели́ку ми́лість.</w:t>
       </w:r>
     </w:p>
     <w:p>
@@ -2920,31 +3535,16 @@
           <w:szCs w:val="24"/>
           <w:rtl w:val="0"/>
         </w:rPr>
-        <w:t xml:space="preserve">Кондак (г. 3): </w:t>
-      </w:r>
-      <w:r>
-        <w:rPr>
-          <w:rFonts w:ascii="Times New Roman" w:cs="Times New Roman" w:eastAsia="Times New Roman" w:hAnsi="Times New Roman"/>
-          <w:sz w:val="24"/>
-          <w:szCs w:val="24"/>
-          <w:rtl w:val="0"/>
-        </w:rPr>
-        <w:t xml:space="preserve">Апостолів сопрестольником* і святителів окрасою бувши, Євтиху,* як мученик прославився єси,* просіяв, як сонце, просвічуючи всіх,* і розорив єси глибоку ніч безбожжя,* тому й почитаємо тебе,* як воістину Божественного священнотаїнника Христового.</w:t>
-      </w:r>
-    </w:p>
-    <w:p>
-      <w:pPr>
-        <w:spacing w:after="0" w:before="200" w:line="240" w:lineRule="auto"/>
-        <w:rPr>
-          <w:rFonts w:ascii="Times New Roman" w:cs="Times New Roman" w:eastAsia="Times New Roman" w:hAnsi="Times New Roman"/>
-          <w:sz w:val="24"/>
-          <w:szCs w:val="24"/>
-        </w:rPr>
-      </w:pPr>
-      <w:r>
-        <w:rPr>
-          <w:rtl w:val="0"/>
-        </w:rPr>
+        <w:t xml:space="preserve">Кондак (г. 5): </w:t>
+      </w:r>
+      <w:r>
+        <w:rPr>
+          <w:rFonts w:ascii="Times New Roman" w:cs="Times New Roman" w:eastAsia="Times New Roman" w:hAnsi="Times New Roman"/>
+          <w:sz w:val="24"/>
+          <w:szCs w:val="24"/>
+          <w:rtl w:val="0"/>
+        </w:rPr>
+        <w:t xml:space="preserve">Предте́чі сла́вне усікно́вення було́ яко́сь божестве́нним за́думом,* щоб і тим, що в а́ді, пропові́в Спа́сове прише́стя.* Неха́й, о́тже, рида́є Іроді́я, що ви́просила беззако́нне вби́вство,* бо возлюби́ла не зако́н бо́жий, ні живи́й вік,* але – лука́вий і доча́сний.</w:t>
       </w:r>
     </w:p>
     <w:p>
@@ -2957,16 +3557,52 @@
           <w:szCs w:val="24"/>
         </w:rPr>
       </w:pPr>
-      <w:bookmarkStart w:colFirst="0" w:colLast="0" w:name="_heading=h.qe4x81t47odu" w:id="20"/>
-      <w:bookmarkEnd w:id="20"/>
-      <w:r>
-        <w:rPr>
-          <w:rFonts w:ascii="Times New Roman" w:cs="Times New Roman" w:eastAsia="Times New Roman" w:hAnsi="Times New Roman"/>
-          <w:sz w:val="24"/>
-          <w:szCs w:val="24"/>
-          <w:rtl w:val="0"/>
-        </w:rPr>
-        <w:t xml:space="preserve">25 серпня.  Повернення мощів св. ап. Вартоломея. Св. ап. Тита.</w:t>
+      <w:bookmarkStart w:colFirst="0" w:colLast="0" w:name="_heading=h.b6u3ziptsvf3" w:id="26"/>
+      <w:bookmarkEnd w:id="26"/>
+      <w:r>
+        <w:rPr>
+          <w:rFonts w:ascii="Times New Roman" w:cs="Times New Roman" w:eastAsia="Times New Roman" w:hAnsi="Times New Roman"/>
+          <w:sz w:val="24"/>
+          <w:szCs w:val="24"/>
+          <w:rtl w:val="0"/>
+        </w:rPr>
+        <w:t xml:space="preserve">30 серпня.  Свв. патріархів Царгородських, Олександра, Йоана і Павла Нового.</w:t>
+      </w:r>
+    </w:p>
+    <w:p>
+      <w:pPr>
+        <w:pStyle w:val="Heading2"/>
+        <w:spacing w:before="200" w:line="240" w:lineRule="auto"/>
+        <w:rPr>
+          <w:rFonts w:ascii="Times New Roman" w:cs="Times New Roman" w:eastAsia="Times New Roman" w:hAnsi="Times New Roman"/>
+          <w:i w:val="1"/>
+          <w:color w:val="ff0000"/>
+          <w:sz w:val="24"/>
+          <w:szCs w:val="24"/>
+        </w:rPr>
+      </w:pPr>
+      <w:bookmarkStart w:colFirst="0" w:colLast="0" w:name="_heading=h.24fccyo1f7cw" w:id="27"/>
+      <w:bookmarkEnd w:id="27"/>
+      <w:r>
+        <w:rPr>
+          <w:rFonts w:ascii="Times New Roman" w:cs="Times New Roman" w:eastAsia="Times New Roman" w:hAnsi="Times New Roman"/>
+          <w:i w:val="1"/>
+          <w:sz w:val="24"/>
+          <w:szCs w:val="24"/>
+          <w:rtl w:val="0"/>
+        </w:rPr>
+        <w:t xml:space="preserve">Посвяття Усікновення </w:t>
+      </w:r>
+      <w:r>
+        <w:rPr>
+          <w:rFonts w:ascii="Times New Roman" w:cs="Times New Roman" w:eastAsia="Times New Roman" w:hAnsi="Times New Roman"/>
+          <w:i w:val="1"/>
+          <w:color w:val="ff0000"/>
+          <w:sz w:val="24"/>
+          <w:szCs w:val="24"/>
+          <w:rtl w:val="0"/>
+        </w:rPr>
+        <w:t xml:space="preserve">чесної голови чесного і славного пророка, предтечі і Хрестителя Йоана</w:t>
       </w:r>
     </w:p>
     <w:p>
@@ -2974,29 +3610,35 @@
         <w:spacing w:after="0" w:before="200" w:line="240" w:lineRule="auto"/>
         <w:rPr>
           <w:rFonts w:ascii="Times New Roman" w:cs="Times New Roman" w:eastAsia="Times New Roman" w:hAnsi="Times New Roman"/>
-          <w:sz w:val="24"/>
-          <w:szCs w:val="24"/>
-        </w:rPr>
-      </w:pPr>
-      <w:r>
-        <w:rPr>
-          <w:rFonts w:ascii="Times New Roman" w:cs="Times New Roman" w:eastAsia="Times New Roman" w:hAnsi="Times New Roman"/>
-          <w:i w:val="1"/>
-          <w:color w:val="ff0000"/>
-          <w:sz w:val="24"/>
-          <w:szCs w:val="24"/>
-          <w:rtl w:val="0"/>
-        </w:rPr>
-        <w:t xml:space="preserve">Тропар (г. 3): </w:t>
-      </w:r>
-      <w:r>
-        <w:rPr>
-          <w:rFonts w:ascii="Times New Roman" w:cs="Times New Roman" w:eastAsia="Times New Roman" w:hAnsi="Times New Roman"/>
-          <w:sz w:val="24"/>
-          <w:szCs w:val="24"/>
-          <w:rtl w:val="0"/>
-        </w:rPr>
-        <w:t xml:space="preserve">Апостоли святі,* моліть милостивого Бога,* щоб відпущення прогрішень подав душам нашим.</w:t>
+          <w:b w:val="1"/>
+          <w:sz w:val="24"/>
+          <w:szCs w:val="24"/>
+        </w:rPr>
+      </w:pPr>
+      <w:r>
+        <w:rPr>
+          <w:rFonts w:ascii="Times New Roman" w:cs="Times New Roman" w:eastAsia="Times New Roman" w:hAnsi="Times New Roman"/>
+          <w:i w:val="1"/>
+          <w:color w:val="ff0000"/>
+          <w:sz w:val="24"/>
+          <w:szCs w:val="24"/>
+          <w:rtl w:val="0"/>
+        </w:rPr>
+        <w:t xml:space="preserve">Тропар (г. 2): </w:t>
+      </w:r>
+      <w:r>
+        <w:rPr>
+          <w:rFonts w:ascii="Times New Roman" w:cs="Times New Roman" w:eastAsia="Times New Roman" w:hAnsi="Times New Roman"/>
+          <w:sz w:val="24"/>
+          <w:szCs w:val="24"/>
+          <w:rtl w:val="0"/>
+        </w:rPr>
+        <w:t xml:space="preserve">Па́м’ять пра́ведного з похвала́ми,* а тобі́ виста́чає сві́дчення Госпо́днього, предте́че,* бо ти яви́вся воі́стину і від проро́ків чесні́ший,* бо у стру́менях сподоби́вся хрести́ти Пропові́даного.* Тому́ за і́стину постражда́в ти, раді́ючи,* благовісти́в ти й тим, що в а́ді, Бо́га, я́вленого в ті́лі,* що взяв гріх сві́ту і подає́ нам вели́ку ми́лість.</w:t>
+      </w:r>
+      <w:r>
+        <w:rPr>
+          <w:rtl w:val="0"/>
+        </w:rPr>
       </w:r>
     </w:p>
     <w:p>
@@ -3004,35 +3646,57 @@
         <w:spacing w:after="0" w:before="200" w:line="240" w:lineRule="auto"/>
         <w:rPr>
           <w:rFonts w:ascii="Times New Roman" w:cs="Times New Roman" w:eastAsia="Times New Roman" w:hAnsi="Times New Roman"/>
-          <w:i w:val="1"/>
-          <w:sz w:val="24"/>
-          <w:szCs w:val="24"/>
-        </w:rPr>
-      </w:pPr>
-      <w:r>
-        <w:rPr>
-          <w:rFonts w:ascii="Times New Roman" w:cs="Times New Roman" w:eastAsia="Times New Roman" w:hAnsi="Times New Roman"/>
-          <w:i w:val="1"/>
-          <w:color w:val="ff0000"/>
-          <w:sz w:val="24"/>
-          <w:szCs w:val="24"/>
-          <w:rtl w:val="0"/>
-        </w:rPr>
-        <w:t xml:space="preserve">Кондак Вартоломея (г. 4): </w:t>
-      </w:r>
-      <w:r>
-        <w:rPr>
-          <w:rFonts w:ascii="Times New Roman" w:cs="Times New Roman" w:eastAsia="Times New Roman" w:hAnsi="Times New Roman"/>
-          <w:sz w:val="24"/>
-          <w:szCs w:val="24"/>
-          <w:rtl w:val="0"/>
-        </w:rPr>
-        <w:t xml:space="preserve">Ти явився сонцем Церкви,* яке просвічує світлістю науки та страшними чудами тих,* які тебе прославляють, Вартоломею, Господній апостоле.</w:t>
-      </w:r>
-      <w:r>
-        <w:rPr>
-          <w:rtl w:val="0"/>
-        </w:rPr>
+          <w:b w:val="1"/>
+          <w:sz w:val="24"/>
+          <w:szCs w:val="24"/>
+        </w:rPr>
+      </w:pPr>
+      <w:r>
+        <w:rPr>
+          <w:rFonts w:ascii="Times New Roman" w:cs="Times New Roman" w:eastAsia="Times New Roman" w:hAnsi="Times New Roman"/>
+          <w:i w:val="1"/>
+          <w:color w:val="ff0000"/>
+          <w:sz w:val="24"/>
+          <w:szCs w:val="24"/>
+          <w:rtl w:val="0"/>
+        </w:rPr>
+        <w:t xml:space="preserve">Кондак (г. 4): </w:t>
+      </w:r>
+      <w:r>
+        <w:rPr>
+          <w:rFonts w:ascii="Times New Roman" w:cs="Times New Roman" w:eastAsia="Times New Roman" w:hAnsi="Times New Roman"/>
+          <w:sz w:val="24"/>
+          <w:szCs w:val="24"/>
+          <w:rtl w:val="0"/>
+        </w:rPr>
+        <w:t xml:space="preserve">Ірод, Предтече, беззаконня вчинив* і дав жоні твою голову чесну,* якій кланяємося й тішимося,* а Іродіяда плаче,* і ридають і Ірод, і танечниця.</w:t>
+      </w:r>
+      <w:r>
+        <w:rPr>
+          <w:rtl w:val="0"/>
+        </w:rPr>
+      </w:r>
+    </w:p>
+    <w:p>
+      <w:pPr>
+        <w:pStyle w:val="Heading2"/>
+        <w:spacing w:before="200" w:line="240" w:lineRule="auto"/>
+        <w:rPr>
+          <w:rFonts w:ascii="Times New Roman" w:cs="Times New Roman" w:eastAsia="Times New Roman" w:hAnsi="Times New Roman"/>
+          <w:sz w:val="24"/>
+          <w:szCs w:val="24"/>
+        </w:rPr>
+      </w:pPr>
+      <w:bookmarkStart w:colFirst="0" w:colLast="0" w:name="_heading=h.lo5tv7vkfm2a" w:id="28"/>
+      <w:bookmarkEnd w:id="28"/>
+      <w:r>
+        <w:rPr>
+          <w:rFonts w:ascii="Times New Roman" w:cs="Times New Roman" w:eastAsia="Times New Roman" w:hAnsi="Times New Roman"/>
+          <w:sz w:val="24"/>
+          <w:szCs w:val="24"/>
+          <w:rtl w:val="0"/>
+        </w:rPr>
+        <w:t xml:space="preserve">Свв. патріархів Царгородських, Олександра, Йоана і Павла Нового.</w:t>
       </w:r>
     </w:p>
     <w:p>
@@ -3055,16 +3719,16 @@
           <w:szCs w:val="24"/>
           <w:rtl w:val="0"/>
         </w:rPr>
-        <w:t xml:space="preserve">Кондак Тита (г. 2): </w:t>
-      </w:r>
-      <w:r>
-        <w:rPr>
-          <w:rFonts w:ascii="Times New Roman" w:cs="Times New Roman" w:eastAsia="Times New Roman" w:hAnsi="Times New Roman"/>
-          <w:sz w:val="24"/>
-          <w:szCs w:val="24"/>
-          <w:rtl w:val="0"/>
-        </w:rPr>
-        <w:t xml:space="preserve">Приятелем Павла явився єси, апостоле,* з ним проголосив ти нам слово Божественної благодаті,* проповіднику тайн, Тите всепам’ятний,* тому й кличемо: не переставай молитися за нас усіх.</w:t>
+        <w:t xml:space="preserve">Тропар (г. 4): </w:t>
+      </w:r>
+      <w:r>
+        <w:rPr>
+          <w:rFonts w:ascii="Times New Roman" w:cs="Times New Roman" w:eastAsia="Times New Roman" w:hAnsi="Times New Roman"/>
+          <w:sz w:val="24"/>
+          <w:szCs w:val="24"/>
+          <w:rtl w:val="0"/>
+        </w:rPr>
+        <w:t xml:space="preserve">Бо́же отці́в на́ших,* що чи́ниш завжди́ з на́ми за Твоє́ю ла́гідністю,* не віддали́ ми́лости Своє́ї від нас,* але́, молитва́ми їх, у ми́рі спряму́й життя́ на́ше.</w:t>
       </w:r>
       <w:r>
         <w:rPr>
@@ -3077,10 +3741,32 @@
         <w:spacing w:after="0" w:before="200" w:line="240" w:lineRule="auto"/>
         <w:rPr>
           <w:rFonts w:ascii="Times New Roman" w:cs="Times New Roman" w:eastAsia="Times New Roman" w:hAnsi="Times New Roman"/>
-          <w:sz w:val="24"/>
-          <w:szCs w:val="24"/>
-        </w:rPr>
-      </w:pPr>
+          <w:i w:val="1"/>
+          <w:color w:val="ff0000"/>
+          <w:sz w:val="24"/>
+          <w:szCs w:val="24"/>
+        </w:rPr>
+      </w:pPr>
+      <w:r>
+        <w:rPr>
+          <w:rFonts w:ascii="Times New Roman" w:cs="Times New Roman" w:eastAsia="Times New Roman" w:hAnsi="Times New Roman"/>
+          <w:i w:val="1"/>
+          <w:color w:val="ff0000"/>
+          <w:sz w:val="24"/>
+          <w:szCs w:val="24"/>
+          <w:rtl w:val="0"/>
+        </w:rPr>
+        <w:t xml:space="preserve">Кондак (г. 8): </w:t>
+      </w:r>
+      <w:r>
+        <w:rPr>
+          <w:rFonts w:ascii="Times New Roman" w:cs="Times New Roman" w:eastAsia="Times New Roman" w:hAnsi="Times New Roman"/>
+          <w:sz w:val="24"/>
+          <w:szCs w:val="24"/>
+          <w:rtl w:val="0"/>
+        </w:rPr>
+        <w:t xml:space="preserve">Запалені Христовою любов'ю, славні,* ви прийняли Боже ярмо, хрест чесний,* і показалися послідовниками Його життя* та учасниками його Божої слави,* Олександре богомудрий,* з Йоаном чудним і Павлом славним. Тому, стоячи перед Його престолом,* моліться щиро за наші душі.</w:t>
+      </w:r>
       <w:r>
         <w:rPr>
           <w:rtl w:val="0"/>
@@ -3093,20 +3779,44 @@
         <w:spacing w:before="200" w:line="240" w:lineRule="auto"/>
         <w:rPr>
           <w:rFonts w:ascii="Times New Roman" w:cs="Times New Roman" w:eastAsia="Times New Roman" w:hAnsi="Times New Roman"/>
-          <w:sz w:val="24"/>
-          <w:szCs w:val="24"/>
-        </w:rPr>
-      </w:pPr>
-      <w:bookmarkStart w:colFirst="0" w:colLast="0" w:name="_heading=h.fyglqvoptdk6" w:id="21"/>
-      <w:bookmarkEnd w:id="21"/>
-      <w:r>
-        <w:rPr>
-          <w:rFonts w:ascii="Times New Roman" w:cs="Times New Roman" w:eastAsia="Times New Roman" w:hAnsi="Times New Roman"/>
-          <w:sz w:val="24"/>
-          <w:szCs w:val="24"/>
-          <w:rtl w:val="0"/>
-        </w:rPr>
-        <w:t xml:space="preserve">26 серпня.  Свв. мчч. Адріяна й Наталії.</w:t>
+          <w:i w:val="1"/>
+          <w:color w:val="ff0000"/>
+          <w:sz w:val="24"/>
+          <w:szCs w:val="24"/>
+        </w:rPr>
+      </w:pPr>
+      <w:bookmarkStart w:colFirst="0" w:colLast="0" w:name="_heading=h.b5vtgrrf9jo4" w:id="29"/>
+      <w:bookmarkEnd w:id="29"/>
+      <w:r>
+        <w:rPr>
+          <w:rFonts w:ascii="Times New Roman" w:cs="Times New Roman" w:eastAsia="Times New Roman" w:hAnsi="Times New Roman"/>
+          <w:i w:val="1"/>
+          <w:color w:val="ff0000"/>
+          <w:sz w:val="24"/>
+          <w:szCs w:val="24"/>
+          <w:rtl w:val="0"/>
+        </w:rPr>
+        <w:t xml:space="preserve">31</w:t>
+      </w:r>
+      <w:r>
+        <w:rPr>
+          <w:rFonts w:ascii="Times New Roman" w:cs="Times New Roman" w:eastAsia="Times New Roman" w:hAnsi="Times New Roman"/>
+          <w:sz w:val="24"/>
+          <w:szCs w:val="24"/>
+          <w:rtl w:val="0"/>
+        </w:rPr>
+        <w:t xml:space="preserve"> серпня. </w:t>
+      </w:r>
+      <w:r>
+        <w:rPr>
+          <w:rFonts w:ascii="Times New Roman" w:cs="Times New Roman" w:eastAsia="Times New Roman" w:hAnsi="Times New Roman"/>
+          <w:i w:val="1"/>
+          <w:color w:val="ff0000"/>
+          <w:sz w:val="24"/>
+          <w:szCs w:val="24"/>
+          <w:rtl w:val="0"/>
+        </w:rPr>
+        <w:t xml:space="preserve">+ Положення чесного пояса Пресвятої Владичиці нашої Богородиці.</w:t>
       </w:r>
     </w:p>
     <w:p>
@@ -3127,16 +3837,16 @@
           <w:szCs w:val="24"/>
           <w:rtl w:val="0"/>
         </w:rPr>
-        <w:t xml:space="preserve">Тропар (г. 3): </w:t>
-      </w:r>
-      <w:r>
-        <w:rPr>
-          <w:rFonts w:ascii="Times New Roman" w:cs="Times New Roman" w:eastAsia="Times New Roman" w:hAnsi="Times New Roman"/>
-          <w:sz w:val="24"/>
-          <w:szCs w:val="24"/>
-          <w:rtl w:val="0"/>
-        </w:rPr>
-        <w:t xml:space="preserve">Багатство невичерпне придбав єси - віру спасенну, триблаженний,* покинувши нечестя вітцівське* і Владики стопами крокуючи,* Божественними дарами збагатився єси, Адріяне славний;* Христа Бога моли, щоб спаслися душі наші.</w:t>
+        <w:t xml:space="preserve">Тропар (г. 8): </w:t>
+      </w:r>
+      <w:r>
+        <w:rPr>
+          <w:rFonts w:ascii="Times New Roman" w:cs="Times New Roman" w:eastAsia="Times New Roman" w:hAnsi="Times New Roman"/>
+          <w:sz w:val="24"/>
+          <w:szCs w:val="24"/>
+          <w:rtl w:val="0"/>
+        </w:rPr>
+        <w:t xml:space="preserve">Богоро́дице присноді́во, люде́й покро́ве,* ти ри́зу й по́яс пречи́стого твого́ ті́ла* як загоро́ду могу́тню го́роду твоє́му дарува́ла* безсі́менним різдво́м твої́м, нетлі́нною перебува́ючи.* В то́бі бо приро́да обновля́ється і час.* Тому́ мо́лимо тебе́, мир го́роду твоє́му дарува́ти* і душа́м на́шим вели́ку ми́лість.</w:t>
       </w:r>
     </w:p>
     <w:p>
@@ -3157,311 +3867,6 @@
           <w:szCs w:val="24"/>
           <w:rtl w:val="0"/>
         </w:rPr>
-        <w:t xml:space="preserve">Кондак (г. 4): </w:t>
-      </w:r>
-      <w:r>
-        <w:rPr>
-          <w:rFonts w:ascii="Times New Roman" w:cs="Times New Roman" w:eastAsia="Times New Roman" w:hAnsi="Times New Roman"/>
-          <w:sz w:val="24"/>
-          <w:szCs w:val="24"/>
-          <w:rtl w:val="0"/>
-        </w:rPr>
-        <w:t xml:space="preserve">Жінки богомудрої слова божественні* в серце вложивши, Адріяне, мученику Христовий,* на муки швидко пішов єси,* із дружиною вінець прийнявши.</w:t>
-      </w:r>
-    </w:p>
-    <w:p>
-      <w:pPr>
-        <w:spacing w:after="0" w:before="200" w:line="240" w:lineRule="auto"/>
-        <w:rPr>
-          <w:rFonts w:ascii="Times New Roman" w:cs="Times New Roman" w:eastAsia="Times New Roman" w:hAnsi="Times New Roman"/>
-          <w:sz w:val="24"/>
-          <w:szCs w:val="24"/>
-        </w:rPr>
-      </w:pPr>
-      <w:r>
-        <w:rPr>
-          <w:rtl w:val="0"/>
-        </w:rPr>
-      </w:r>
-    </w:p>
-    <w:p>
-      <w:pPr>
-        <w:pStyle w:val="Heading1"/>
-        <w:spacing w:before="200" w:line="240" w:lineRule="auto"/>
-        <w:rPr>
-          <w:rFonts w:ascii="Times New Roman" w:cs="Times New Roman" w:eastAsia="Times New Roman" w:hAnsi="Times New Roman"/>
-          <w:sz w:val="24"/>
-          <w:szCs w:val="24"/>
-        </w:rPr>
-      </w:pPr>
-      <w:bookmarkStart w:colFirst="0" w:colLast="0" w:name="_heading=h.bql3lntmpsiv" w:id="22"/>
-      <w:bookmarkEnd w:id="22"/>
-      <w:r>
-        <w:rPr>
-          <w:rFonts w:ascii="Times New Roman" w:cs="Times New Roman" w:eastAsia="Times New Roman" w:hAnsi="Times New Roman"/>
-          <w:sz w:val="24"/>
-          <w:szCs w:val="24"/>
-          <w:rtl w:val="0"/>
-        </w:rPr>
-        <w:t xml:space="preserve">27 серпня.  Прп. Пімена.</w:t>
-      </w:r>
-    </w:p>
-    <w:p>
-      <w:pPr>
-        <w:spacing w:after="0" w:before="200" w:line="240" w:lineRule="auto"/>
-        <w:rPr>
-          <w:rFonts w:ascii="Times New Roman" w:cs="Times New Roman" w:eastAsia="Times New Roman" w:hAnsi="Times New Roman"/>
-          <w:sz w:val="24"/>
-          <w:szCs w:val="24"/>
-        </w:rPr>
-      </w:pPr>
-      <w:r>
-        <w:rPr>
-          <w:rFonts w:ascii="Times New Roman" w:cs="Times New Roman" w:eastAsia="Times New Roman" w:hAnsi="Times New Roman"/>
-          <w:i w:val="1"/>
-          <w:color w:val="ff0000"/>
-          <w:sz w:val="24"/>
-          <w:szCs w:val="24"/>
-          <w:rtl w:val="0"/>
-        </w:rPr>
-        <w:t xml:space="preserve">Тропар (г. 8): </w:t>
-      </w:r>
-      <w:r>
-        <w:rPr>
-          <w:rFonts w:ascii="Times New Roman" w:cs="Times New Roman" w:eastAsia="Times New Roman" w:hAnsi="Times New Roman"/>
-          <w:sz w:val="24"/>
-          <w:szCs w:val="24"/>
-          <w:rtl w:val="0"/>
-        </w:rPr>
-        <w:t xml:space="preserve">Потоками сліз твоїх ти неродючу пустиню управив,* і з глибини зітханнями ти в трудах приніс стократні плоди,* і був ти світильником вселенної, сіяючи чудесами, Пімене, отче наш.* Моли Христа Бога, щоб спаслися душі наші.</w:t>
-      </w:r>
-    </w:p>
-    <w:p>
-      <w:pPr>
-        <w:spacing w:after="0" w:before="200" w:line="240" w:lineRule="auto"/>
-        <w:rPr>
-          <w:rFonts w:ascii="Times New Roman" w:cs="Times New Roman" w:eastAsia="Times New Roman" w:hAnsi="Times New Roman"/>
-          <w:sz w:val="24"/>
-          <w:szCs w:val="24"/>
-        </w:rPr>
-      </w:pPr>
-      <w:r>
-        <w:rPr>
-          <w:rFonts w:ascii="Times New Roman" w:cs="Times New Roman" w:eastAsia="Times New Roman" w:hAnsi="Times New Roman"/>
-          <w:i w:val="1"/>
-          <w:color w:val="ff0000"/>
-          <w:sz w:val="24"/>
-          <w:szCs w:val="24"/>
-          <w:rtl w:val="0"/>
-        </w:rPr>
-        <w:t xml:space="preserve">Кондак (г. 4): </w:t>
-      </w:r>
-      <w:r>
-        <w:rPr>
-          <w:rFonts w:ascii="Times New Roman" w:cs="Times New Roman" w:eastAsia="Times New Roman" w:hAnsi="Times New Roman"/>
-          <w:sz w:val="24"/>
-          <w:szCs w:val="24"/>
-          <w:rtl w:val="0"/>
-        </w:rPr>
-        <w:t xml:space="preserve">Світлих подвигів твоїх, преподобний отче,* днесь пам’ять свята настала* і веселить душі благочестивих,* богомудрий Пімене, преподобний отче наш. </w:t>
-      </w:r>
-    </w:p>
-    <w:p>
-      <w:pPr>
-        <w:spacing w:after="0" w:before="200" w:line="240" w:lineRule="auto"/>
-        <w:rPr>
-          <w:rFonts w:ascii="Times New Roman" w:cs="Times New Roman" w:eastAsia="Times New Roman" w:hAnsi="Times New Roman"/>
-          <w:sz w:val="24"/>
-          <w:szCs w:val="24"/>
-        </w:rPr>
-      </w:pPr>
-      <w:r>
-        <w:rPr>
-          <w:rtl w:val="0"/>
-        </w:rPr>
-      </w:r>
-    </w:p>
-    <w:p>
-      <w:pPr>
-        <w:pStyle w:val="Heading1"/>
-        <w:spacing w:before="200" w:line="240" w:lineRule="auto"/>
-        <w:rPr>
-          <w:rFonts w:ascii="Times New Roman" w:cs="Times New Roman" w:eastAsia="Times New Roman" w:hAnsi="Times New Roman"/>
-          <w:sz w:val="24"/>
-          <w:szCs w:val="24"/>
-        </w:rPr>
-      </w:pPr>
-      <w:bookmarkStart w:colFirst="0" w:colLast="0" w:name="_heading=h.7wlm3yi97zvr" w:id="23"/>
-      <w:bookmarkEnd w:id="23"/>
-      <w:r>
-        <w:rPr>
-          <w:rFonts w:ascii="Times New Roman" w:cs="Times New Roman" w:eastAsia="Times New Roman" w:hAnsi="Times New Roman"/>
-          <w:sz w:val="24"/>
-          <w:szCs w:val="24"/>
-          <w:rtl w:val="0"/>
-        </w:rPr>
-        <w:t xml:space="preserve">28 серпня. Прп. Мойсея Мурина. Св. Августина, єп. Іппонського. Св. мч. Гебре Михаїла, пресвітера ефіопського. Собор прпп. отців Печерських, що спочивають у дальніх печерах.</w:t>
-      </w:r>
-    </w:p>
-    <w:p>
-      <w:pPr>
-        <w:pStyle w:val="Heading2"/>
-        <w:spacing w:before="200" w:line="240" w:lineRule="auto"/>
-        <w:rPr>
-          <w:rFonts w:ascii="Times New Roman" w:cs="Times New Roman" w:eastAsia="Times New Roman" w:hAnsi="Times New Roman"/>
-          <w:sz w:val="24"/>
-          <w:szCs w:val="24"/>
-        </w:rPr>
-      </w:pPr>
-      <w:bookmarkStart w:colFirst="0" w:colLast="0" w:name="_heading=h.c6pygw6qrqcq" w:id="24"/>
-      <w:bookmarkEnd w:id="24"/>
-      <w:r>
-        <w:rPr>
-          <w:rFonts w:ascii="Times New Roman" w:cs="Times New Roman" w:eastAsia="Times New Roman" w:hAnsi="Times New Roman"/>
-          <w:sz w:val="24"/>
-          <w:szCs w:val="24"/>
-          <w:rtl w:val="0"/>
-        </w:rPr>
-        <w:t xml:space="preserve">Прп. Мойсея Мурина</w:t>
-      </w:r>
-    </w:p>
-    <w:p>
-      <w:pPr>
-        <w:spacing w:after="0" w:before="200" w:line="240" w:lineRule="auto"/>
-        <w:rPr>
-          <w:rFonts w:ascii="Times New Roman" w:cs="Times New Roman" w:eastAsia="Times New Roman" w:hAnsi="Times New Roman"/>
-          <w:sz w:val="24"/>
-          <w:szCs w:val="24"/>
-        </w:rPr>
-      </w:pPr>
-      <w:r>
-        <w:rPr>
-          <w:rFonts w:ascii="Times New Roman" w:cs="Times New Roman" w:eastAsia="Times New Roman" w:hAnsi="Times New Roman"/>
-          <w:i w:val="1"/>
-          <w:color w:val="ff0000"/>
-          <w:sz w:val="24"/>
-          <w:szCs w:val="24"/>
-          <w:rtl w:val="0"/>
-        </w:rPr>
-        <w:t xml:space="preserve">Тропар (г. 1):</w:t>
-      </w:r>
-      <w:r>
-        <w:rPr>
-          <w:rFonts w:ascii="Times New Roman" w:cs="Times New Roman" w:eastAsia="Times New Roman" w:hAnsi="Times New Roman"/>
-          <w:sz w:val="24"/>
-          <w:szCs w:val="24"/>
-          <w:rtl w:val="0"/>
-        </w:rPr>
-        <w:t xml:space="preserve"> Пустинним жителем і в тілі ангелом,* і чудотворцем показав ти себе, богоносний отче наш Мойсею.* Постом, чуванням, молитвою небесні дарування прийнявши,* зціляєш недужих і душі, що з вірою прибігають до тебе.* Слава тому, що дав тобі кріпость,* слава тому, що вінчав тебе,* слава тому, що дає тобою всім зцілення.</w:t>
-      </w:r>
-    </w:p>
-    <w:p>
-      <w:pPr>
-        <w:spacing w:after="0" w:before="200" w:line="240" w:lineRule="auto"/>
-        <w:rPr>
-          <w:rFonts w:ascii="Times New Roman" w:cs="Times New Roman" w:eastAsia="Times New Roman" w:hAnsi="Times New Roman"/>
-          <w:sz w:val="24"/>
-          <w:szCs w:val="24"/>
-        </w:rPr>
-      </w:pPr>
-      <w:r>
-        <w:rPr>
-          <w:rFonts w:ascii="Times New Roman" w:cs="Times New Roman" w:eastAsia="Times New Roman" w:hAnsi="Times New Roman"/>
-          <w:i w:val="1"/>
-          <w:color w:val="ff0000"/>
-          <w:sz w:val="24"/>
-          <w:szCs w:val="24"/>
-          <w:rtl w:val="0"/>
-        </w:rPr>
-        <w:t xml:space="preserve">Кондак (г. 4): </w:t>
-      </w:r>
-      <w:r>
-        <w:rPr>
-          <w:rFonts w:ascii="Times New Roman" w:cs="Times New Roman" w:eastAsia="Times New Roman" w:hAnsi="Times New Roman"/>
-          <w:sz w:val="24"/>
-          <w:szCs w:val="24"/>
-          <w:rtl w:val="0"/>
-        </w:rPr>
-        <w:t xml:space="preserve">Муринів подолавши* і лиця демонів осоромивши,* засяяв єси як сонце світло,* світлом життя твого і навчаннями напоумлюєш душі наші.</w:t>
-      </w:r>
-    </w:p>
-    <w:p>
-      <w:pPr>
-        <w:pStyle w:val="Heading2"/>
-        <w:spacing w:before="200" w:line="240" w:lineRule="auto"/>
-        <w:rPr>
-          <w:rFonts w:ascii="Times New Roman" w:cs="Times New Roman" w:eastAsia="Times New Roman" w:hAnsi="Times New Roman"/>
-          <w:sz w:val="24"/>
-          <w:szCs w:val="24"/>
-        </w:rPr>
-      </w:pPr>
-      <w:bookmarkStart w:colFirst="0" w:colLast="0" w:name="_heading=h.fp9nf1ksqnod" w:id="25"/>
-      <w:bookmarkEnd w:id="25"/>
-      <w:r>
-        <w:rPr>
-          <w:rFonts w:ascii="Times New Roman" w:cs="Times New Roman" w:eastAsia="Times New Roman" w:hAnsi="Times New Roman"/>
-          <w:sz w:val="24"/>
-          <w:szCs w:val="24"/>
-          <w:rtl w:val="0"/>
-        </w:rPr>
-        <w:t xml:space="preserve">Св. Августина, єп. Іппонського</w:t>
-      </w:r>
-    </w:p>
-    <w:p>
-      <w:pPr>
-        <w:spacing w:after="0" w:before="200" w:line="240" w:lineRule="auto"/>
-        <w:rPr>
-          <w:rFonts w:ascii="Times New Roman" w:cs="Times New Roman" w:eastAsia="Times New Roman" w:hAnsi="Times New Roman"/>
-          <w:b w:val="1"/>
-          <w:sz w:val="24"/>
-          <w:szCs w:val="24"/>
-        </w:rPr>
-      </w:pPr>
-      <w:r>
-        <w:rPr>
-          <w:rFonts w:ascii="Times New Roman" w:cs="Times New Roman" w:eastAsia="Times New Roman" w:hAnsi="Times New Roman"/>
-          <w:i w:val="1"/>
-          <w:color w:val="ff0000"/>
-          <w:sz w:val="24"/>
-          <w:szCs w:val="24"/>
-          <w:rtl w:val="0"/>
-        </w:rPr>
-        <w:t xml:space="preserve">Тропар (г. 8): </w:t>
-      </w:r>
-      <w:r>
-        <w:rPr>
-          <w:rFonts w:ascii="Times New Roman" w:cs="Times New Roman" w:eastAsia="Times New Roman" w:hAnsi="Times New Roman"/>
-          <w:sz w:val="24"/>
-          <w:szCs w:val="24"/>
-          <w:rtl w:val="0"/>
-        </w:rPr>
-        <w:t xml:space="preserve">Православ’я наставнику, благочестя й чистоти учителю,* вселенної світильнику,* монахів богонатхненна окрасо, Августине премудрий,* ученнями твоїми все просвітив ти, сопілко духовна,* моли Христа Бога, щоб спас душі наші.</w:t>
-      </w:r>
-      <w:r>
-        <w:rPr>
-          <w:rtl w:val="0"/>
-        </w:rPr>
-      </w:r>
-    </w:p>
-    <w:p>
-      <w:pPr>
-        <w:spacing w:after="0" w:before="200" w:line="240" w:lineRule="auto"/>
-        <w:rPr>
-          <w:rFonts w:ascii="Times New Roman" w:cs="Times New Roman" w:eastAsia="Times New Roman" w:hAnsi="Times New Roman"/>
-          <w:b w:val="1"/>
-          <w:sz w:val="24"/>
-          <w:szCs w:val="24"/>
-        </w:rPr>
-      </w:pPr>
-      <w:r>
-        <w:rPr>
-          <w:rFonts w:ascii="Times New Roman" w:cs="Times New Roman" w:eastAsia="Times New Roman" w:hAnsi="Times New Roman"/>
-          <w:i w:val="1"/>
-          <w:color w:val="ff0000"/>
-          <w:sz w:val="24"/>
-          <w:szCs w:val="24"/>
-          <w:rtl w:val="0"/>
-        </w:rPr>
         <w:t xml:space="preserve">Кондак (г. 2): </w:t>
       </w:r>
       <w:r>
@@ -3471,505 +3876,7 @@
           <w:szCs w:val="24"/>
           <w:rtl w:val="0"/>
         </w:rPr>
-        <w:t xml:space="preserve">Премудрости свята і Божа посудино,* богослов'я світлу трубу, одноголосно тебе прославляємо, преблаженний Августине;* бо ти ясно научив віри Христової і її зберіг* та помножив в многоту стада вірних.* Тому з ангелами тепер радуєшся в Христі Бозі* і молишся безупинно за всіх</w:t>
-      </w:r>
-      <w:r>
-        <w:rPr>
-          <w:rFonts w:ascii="Times New Roman" w:cs="Times New Roman" w:eastAsia="Times New Roman" w:hAnsi="Times New Roman"/>
-          <w:b w:val="1"/>
-          <w:sz w:val="24"/>
-          <w:szCs w:val="24"/>
-          <w:rtl w:val="0"/>
-        </w:rPr>
-        <w:t xml:space="preserve"> </w:t>
-      </w:r>
-      <w:r>
-        <w:rPr>
-          <w:rFonts w:ascii="Times New Roman" w:cs="Times New Roman" w:eastAsia="Times New Roman" w:hAnsi="Times New Roman"/>
-          <w:sz w:val="24"/>
-          <w:szCs w:val="24"/>
-          <w:rtl w:val="0"/>
-        </w:rPr>
-        <w:t xml:space="preserve">нас.</w:t>
-      </w:r>
-      <w:r>
-        <w:rPr>
-          <w:rtl w:val="0"/>
-        </w:rPr>
-      </w:r>
-    </w:p>
-    <w:p>
-      <w:pPr>
-        <w:spacing w:after="0" w:before="200" w:line="240" w:lineRule="auto"/>
-        <w:rPr>
-          <w:rFonts w:ascii="Times New Roman" w:cs="Times New Roman" w:eastAsia="Times New Roman" w:hAnsi="Times New Roman"/>
-          <w:sz w:val="24"/>
-          <w:szCs w:val="24"/>
-        </w:rPr>
-      </w:pPr>
-      <w:r>
-        <w:rPr>
-          <w:rtl w:val="0"/>
-        </w:rPr>
-      </w:r>
-    </w:p>
-    <w:p>
-      <w:pPr>
-        <w:pStyle w:val="Heading1"/>
-        <w:spacing w:before="200" w:line="240" w:lineRule="auto"/>
-        <w:rPr>
-          <w:rFonts w:ascii="Times New Roman" w:cs="Times New Roman" w:eastAsia="Times New Roman" w:hAnsi="Times New Roman"/>
-          <w:i w:val="1"/>
-          <w:color w:val="ff0000"/>
-          <w:sz w:val="24"/>
-          <w:szCs w:val="24"/>
-        </w:rPr>
-      </w:pPr>
-      <w:bookmarkStart w:colFirst="0" w:colLast="0" w:name="_heading=h.40rtouvs8imb" w:id="26"/>
-      <w:bookmarkEnd w:id="26"/>
-      <w:r>
-        <w:rPr>
-          <w:rFonts w:ascii="Times New Roman" w:cs="Times New Roman" w:eastAsia="Times New Roman" w:hAnsi="Times New Roman"/>
-          <w:i w:val="1"/>
-          <w:color w:val="ff0000"/>
-          <w:sz w:val="24"/>
-          <w:szCs w:val="24"/>
-          <w:rtl w:val="0"/>
-        </w:rPr>
-        <w:t xml:space="preserve">29</w:t>
-      </w:r>
-      <w:r>
-        <w:rPr>
-          <w:rFonts w:ascii="Times New Roman" w:cs="Times New Roman" w:eastAsia="Times New Roman" w:hAnsi="Times New Roman"/>
-          <w:sz w:val="24"/>
-          <w:szCs w:val="24"/>
-          <w:rtl w:val="0"/>
-        </w:rPr>
-        <w:t xml:space="preserve"> серпня. </w:t>
-      </w:r>
-      <w:r>
-        <w:rPr>
-          <w:rFonts w:ascii="Times New Roman" w:cs="Times New Roman" w:eastAsia="Times New Roman" w:hAnsi="Times New Roman"/>
-          <w:i w:val="1"/>
-          <w:color w:val="ff0000"/>
-          <w:sz w:val="24"/>
-          <w:szCs w:val="24"/>
-          <w:rtl w:val="0"/>
-        </w:rPr>
-        <w:t xml:space="preserve"> </w:t>
-      </w:r>
-      <w:r>
-        <w:rPr>
-          <w:rFonts w:ascii="Times New Roman" w:cs="Times New Roman" w:eastAsia="Times New Roman" w:hAnsi="Times New Roman"/>
-          <w:color w:val="ff0000"/>
-          <w:sz w:val="24"/>
-          <w:szCs w:val="24"/>
-          <w:rtl w:val="0"/>
-        </w:rPr>
-        <w:t xml:space="preserve">+ </w:t>
-      </w:r>
-      <w:r>
-        <w:rPr>
-          <w:rFonts w:ascii="Times New Roman" w:cs="Times New Roman" w:eastAsia="Times New Roman" w:hAnsi="Times New Roman"/>
-          <w:i w:val="1"/>
-          <w:color w:val="ff0000"/>
-          <w:sz w:val="24"/>
-          <w:szCs w:val="24"/>
-          <w:rtl w:val="0"/>
-        </w:rPr>
-        <w:t xml:space="preserve">Усікновення чесної голови чесного і славного пророка, предтечі і Хрестителя Йоана. Піст.</w:t>
-      </w:r>
-    </w:p>
-    <w:p>
-      <w:pPr>
-        <w:spacing w:after="0" w:before="200" w:line="240" w:lineRule="auto"/>
-        <w:rPr>
-          <w:rFonts w:ascii="Times New Roman" w:cs="Times New Roman" w:eastAsia="Times New Roman" w:hAnsi="Times New Roman"/>
-          <w:sz w:val="24"/>
-          <w:szCs w:val="24"/>
-        </w:rPr>
-      </w:pPr>
-      <w:r>
-        <w:rPr>
-          <w:rFonts w:ascii="Times New Roman" w:cs="Times New Roman" w:eastAsia="Times New Roman" w:hAnsi="Times New Roman"/>
-          <w:i w:val="1"/>
-          <w:color w:val="ff0000"/>
-          <w:sz w:val="24"/>
-          <w:szCs w:val="24"/>
-          <w:rtl w:val="0"/>
-        </w:rPr>
-        <w:t xml:space="preserve">Тропар (г. 2): </w:t>
-      </w:r>
-      <w:r>
-        <w:rPr>
-          <w:rFonts w:ascii="Times New Roman" w:cs="Times New Roman" w:eastAsia="Times New Roman" w:hAnsi="Times New Roman"/>
-          <w:sz w:val="24"/>
-          <w:szCs w:val="24"/>
-          <w:rtl w:val="0"/>
-        </w:rPr>
-        <w:t xml:space="preserve">Па́м’ять пра́ведного з похвала́ми,* а тобі́ виста́чає сві́дчення Госпо́днього, предте́че,* бо ти яви́вся воі́стину і від проро́ків чесні́ший,* бо у стру́менях сподоби́вся хрести́ти Пропові́даного.* Тому́ за і́стину постражда́в ти, раді́ючи,* благовісти́в ти й тим, що в а́ді, Бо́га, я́вленого в ті́лі,* що взяв гріх сві́ту і подає́ нам вели́ку ми́лість.</w:t>
-      </w:r>
-    </w:p>
-    <w:p>
-      <w:pPr>
-        <w:spacing w:after="0" w:before="200" w:line="240" w:lineRule="auto"/>
-        <w:rPr>
-          <w:rFonts w:ascii="Times New Roman" w:cs="Times New Roman" w:eastAsia="Times New Roman" w:hAnsi="Times New Roman"/>
-          <w:sz w:val="24"/>
-          <w:szCs w:val="24"/>
-        </w:rPr>
-      </w:pPr>
-      <w:r>
-        <w:rPr>
-          <w:rFonts w:ascii="Times New Roman" w:cs="Times New Roman" w:eastAsia="Times New Roman" w:hAnsi="Times New Roman"/>
-          <w:i w:val="1"/>
-          <w:color w:val="ff0000"/>
-          <w:sz w:val="24"/>
-          <w:szCs w:val="24"/>
-          <w:rtl w:val="0"/>
-        </w:rPr>
-        <w:t xml:space="preserve">Кондак (г. 5): </w:t>
-      </w:r>
-      <w:r>
-        <w:rPr>
-          <w:rFonts w:ascii="Times New Roman" w:cs="Times New Roman" w:eastAsia="Times New Roman" w:hAnsi="Times New Roman"/>
-          <w:sz w:val="24"/>
-          <w:szCs w:val="24"/>
-          <w:rtl w:val="0"/>
-        </w:rPr>
-        <w:t xml:space="preserve">Предте́чі сла́вне усікно́вення було́ яко́сь божестве́нним за́думом,* щоб і тим, що в а́ді, пропові́в Спа́сове прише́стя.* Неха́й, о́тже, рида́є Іроді́я, що ви́просила беззако́нне вби́вство,* бо возлюби́ла не зако́н бо́жий, ні живи́й вік,* але – лука́вий і доча́сний.</w:t>
-      </w:r>
-    </w:p>
-    <w:p>
-      <w:pPr>
-        <w:pStyle w:val="Heading1"/>
-        <w:spacing w:before="200" w:line="240" w:lineRule="auto"/>
-        <w:rPr>
-          <w:rFonts w:ascii="Times New Roman" w:cs="Times New Roman" w:eastAsia="Times New Roman" w:hAnsi="Times New Roman"/>
-          <w:sz w:val="24"/>
-          <w:szCs w:val="24"/>
-        </w:rPr>
-      </w:pPr>
-      <w:bookmarkStart w:colFirst="0" w:colLast="0" w:name="_heading=h.b6u3ziptsvf3" w:id="27"/>
-      <w:bookmarkEnd w:id="27"/>
-      <w:r>
-        <w:rPr>
-          <w:rFonts w:ascii="Times New Roman" w:cs="Times New Roman" w:eastAsia="Times New Roman" w:hAnsi="Times New Roman"/>
-          <w:sz w:val="24"/>
-          <w:szCs w:val="24"/>
-          <w:rtl w:val="0"/>
-        </w:rPr>
-        <w:t xml:space="preserve">30 серпня.  Свв. патріархів Царгородських, Олександра, Йоана і Павла Нового.</w:t>
-      </w:r>
-    </w:p>
-    <w:p>
-      <w:pPr>
-        <w:pStyle w:val="Heading2"/>
-        <w:spacing w:before="200" w:line="240" w:lineRule="auto"/>
-        <w:rPr>
-          <w:rFonts w:ascii="Times New Roman" w:cs="Times New Roman" w:eastAsia="Times New Roman" w:hAnsi="Times New Roman"/>
-          <w:i w:val="1"/>
-          <w:color w:val="ff0000"/>
-          <w:sz w:val="24"/>
-          <w:szCs w:val="24"/>
-        </w:rPr>
-      </w:pPr>
-      <w:bookmarkStart w:colFirst="0" w:colLast="0" w:name="_heading=h.24fccyo1f7cw" w:id="28"/>
-      <w:bookmarkEnd w:id="28"/>
-      <w:r>
-        <w:rPr>
-          <w:rFonts w:ascii="Times New Roman" w:cs="Times New Roman" w:eastAsia="Times New Roman" w:hAnsi="Times New Roman"/>
-          <w:i w:val="1"/>
-          <w:sz w:val="24"/>
-          <w:szCs w:val="24"/>
-          <w:rtl w:val="0"/>
-        </w:rPr>
-        <w:t xml:space="preserve">Посвяття Усікновення </w:t>
-      </w:r>
-      <w:r>
-        <w:rPr>
-          <w:rFonts w:ascii="Times New Roman" w:cs="Times New Roman" w:eastAsia="Times New Roman" w:hAnsi="Times New Roman"/>
-          <w:i w:val="1"/>
-          <w:color w:val="ff0000"/>
-          <w:sz w:val="24"/>
-          <w:szCs w:val="24"/>
-          <w:rtl w:val="0"/>
-        </w:rPr>
-        <w:t xml:space="preserve">чесної голови чесного і славного пророка, предтечі і Хрестителя Йоана</w:t>
-      </w:r>
-    </w:p>
-    <w:p>
-      <w:pPr>
-        <w:spacing w:after="0" w:before="200" w:line="240" w:lineRule="auto"/>
-        <w:rPr>
-          <w:rFonts w:ascii="Times New Roman" w:cs="Times New Roman" w:eastAsia="Times New Roman" w:hAnsi="Times New Roman"/>
-          <w:b w:val="1"/>
-          <w:sz w:val="24"/>
-          <w:szCs w:val="24"/>
-        </w:rPr>
-      </w:pPr>
-      <w:r>
-        <w:rPr>
-          <w:rFonts w:ascii="Times New Roman" w:cs="Times New Roman" w:eastAsia="Times New Roman" w:hAnsi="Times New Roman"/>
-          <w:i w:val="1"/>
-          <w:color w:val="ff0000"/>
-          <w:sz w:val="24"/>
-          <w:szCs w:val="24"/>
-          <w:rtl w:val="0"/>
-        </w:rPr>
-        <w:t xml:space="preserve">Тропар (г. 2): </w:t>
-      </w:r>
-      <w:r>
-        <w:rPr>
-          <w:rFonts w:ascii="Times New Roman" w:cs="Times New Roman" w:eastAsia="Times New Roman" w:hAnsi="Times New Roman"/>
-          <w:sz w:val="24"/>
-          <w:szCs w:val="24"/>
-          <w:rtl w:val="0"/>
-        </w:rPr>
-        <w:t xml:space="preserve">Па́м’ять пра́ведного з похвала́ми,* а тобі́ виста́чає сві́дчення Госпо́днього, предте́че,* бо ти яви́вся воі́стину і від проро́ків чесні́ший,* бо у стру́менях сподоби́вся хрести́ти Пропові́даного.* Тому́ за і́стину постражда́в ти, раді́ючи,* благовісти́в ти й тим, що в а́ді, Бо́га, я́вленого в ті́лі,* що взяв гріх сві́ту і подає́ нам вели́ку ми́лість.</w:t>
-      </w:r>
-      <w:r>
-        <w:rPr>
-          <w:rtl w:val="0"/>
-        </w:rPr>
-      </w:r>
-    </w:p>
-    <w:p>
-      <w:pPr>
-        <w:spacing w:after="0" w:before="200" w:line="240" w:lineRule="auto"/>
-        <w:rPr>
-          <w:rFonts w:ascii="Times New Roman" w:cs="Times New Roman" w:eastAsia="Times New Roman" w:hAnsi="Times New Roman"/>
-          <w:b w:val="1"/>
-          <w:sz w:val="24"/>
-          <w:szCs w:val="24"/>
-        </w:rPr>
-      </w:pPr>
-      <w:r>
-        <w:rPr>
-          <w:rFonts w:ascii="Times New Roman" w:cs="Times New Roman" w:eastAsia="Times New Roman" w:hAnsi="Times New Roman"/>
-          <w:i w:val="1"/>
-          <w:color w:val="ff0000"/>
-          <w:sz w:val="24"/>
-          <w:szCs w:val="24"/>
-          <w:rtl w:val="0"/>
-        </w:rPr>
-        <w:t xml:space="preserve">Кондак (г. 4): </w:t>
-      </w:r>
-      <w:r>
-        <w:rPr>
-          <w:rFonts w:ascii="Times New Roman" w:cs="Times New Roman" w:eastAsia="Times New Roman" w:hAnsi="Times New Roman"/>
-          <w:sz w:val="24"/>
-          <w:szCs w:val="24"/>
-          <w:rtl w:val="0"/>
-        </w:rPr>
-        <w:t xml:space="preserve">Ірод, Предтече, беззаконня вчинив* і дав жоні твою голову чесну,* якій кланяємося й тішимося,* а Іродіяда плаче,* і ридають і Ірод, і танечниця.</w:t>
-      </w:r>
-      <w:r>
-        <w:rPr>
-          <w:rtl w:val="0"/>
-        </w:rPr>
-      </w:r>
-    </w:p>
-    <w:p>
-      <w:pPr>
-        <w:pStyle w:val="Heading2"/>
-        <w:spacing w:before="200" w:line="240" w:lineRule="auto"/>
-        <w:rPr>
-          <w:rFonts w:ascii="Times New Roman" w:cs="Times New Roman" w:eastAsia="Times New Roman" w:hAnsi="Times New Roman"/>
-          <w:sz w:val="24"/>
-          <w:szCs w:val="24"/>
-        </w:rPr>
-      </w:pPr>
-      <w:bookmarkStart w:colFirst="0" w:colLast="0" w:name="_heading=h.lo5tv7vkfm2a" w:id="29"/>
-      <w:bookmarkEnd w:id="29"/>
-      <w:r>
-        <w:rPr>
-          <w:rFonts w:ascii="Times New Roman" w:cs="Times New Roman" w:eastAsia="Times New Roman" w:hAnsi="Times New Roman"/>
-          <w:sz w:val="24"/>
-          <w:szCs w:val="24"/>
-          <w:rtl w:val="0"/>
-        </w:rPr>
-        <w:t xml:space="preserve">Свв. патріархів Царгородських, Олександра, Йоана і Павла Нового.</w:t>
-      </w:r>
-    </w:p>
-    <w:p>
-      <w:pPr>
-        <w:spacing w:after="0" w:before="200" w:line="240" w:lineRule="auto"/>
-        <w:rPr>
-          <w:rFonts w:ascii="Times New Roman" w:cs="Times New Roman" w:eastAsia="Times New Roman" w:hAnsi="Times New Roman"/>
-          <w:i w:val="1"/>
-          <w:color w:val="ff0000"/>
-          <w:sz w:val="24"/>
-          <w:szCs w:val="24"/>
-        </w:rPr>
-      </w:pPr>
-      <w:r>
-        <w:rPr>
-          <w:rFonts w:ascii="Times New Roman" w:cs="Times New Roman" w:eastAsia="Times New Roman" w:hAnsi="Times New Roman"/>
-          <w:i w:val="1"/>
-          <w:color w:val="ff0000"/>
-          <w:sz w:val="24"/>
-          <w:szCs w:val="24"/>
-          <w:rtl w:val="0"/>
-        </w:rPr>
-        <w:t xml:space="preserve">Тропар (г. 4): </w:t>
-      </w:r>
-      <w:r>
-        <w:rPr>
-          <w:rFonts w:ascii="Times New Roman" w:cs="Times New Roman" w:eastAsia="Times New Roman" w:hAnsi="Times New Roman"/>
-          <w:sz w:val="24"/>
-          <w:szCs w:val="24"/>
-          <w:rtl w:val="0"/>
-        </w:rPr>
-        <w:t xml:space="preserve">Боже отців наших,* що чиниш завжди з нами по Твоїй кротості,* не віддали милости Твоєї від нас,* але молитвами їх у мирі направ життя наше.</w:t>
-      </w:r>
-      <w:r>
-        <w:rPr>
-          <w:rtl w:val="0"/>
-        </w:rPr>
-      </w:r>
-    </w:p>
-    <w:p>
-      <w:pPr>
-        <w:spacing w:after="0" w:before="200" w:line="240" w:lineRule="auto"/>
-        <w:rPr>
-          <w:rFonts w:ascii="Times New Roman" w:cs="Times New Roman" w:eastAsia="Times New Roman" w:hAnsi="Times New Roman"/>
-          <w:i w:val="1"/>
-          <w:color w:val="ff0000"/>
-          <w:sz w:val="24"/>
-          <w:szCs w:val="24"/>
-        </w:rPr>
-      </w:pPr>
-      <w:r>
-        <w:rPr>
-          <w:rFonts w:ascii="Times New Roman" w:cs="Times New Roman" w:eastAsia="Times New Roman" w:hAnsi="Times New Roman"/>
-          <w:i w:val="1"/>
-          <w:color w:val="ff0000"/>
-          <w:sz w:val="24"/>
-          <w:szCs w:val="24"/>
-          <w:rtl w:val="0"/>
-        </w:rPr>
-        <w:t xml:space="preserve">Кондак (г. 8): </w:t>
-      </w:r>
-      <w:r>
-        <w:rPr>
-          <w:rFonts w:ascii="Times New Roman" w:cs="Times New Roman" w:eastAsia="Times New Roman" w:hAnsi="Times New Roman"/>
-          <w:sz w:val="24"/>
-          <w:szCs w:val="24"/>
-          <w:rtl w:val="0"/>
-        </w:rPr>
-        <w:t xml:space="preserve">Запалені Христовою любов'ю, славні,* ви прийняли Боже ярмо, хрест чесний,* і показалися послідовниками Його життя* та учасниками його Божої слави,* Олександре богомудрий,* з Йоаном чудним і Павлом славним. Тому, стоячи перед Його престолом,* моліться щиро за наші душі.</w:t>
-      </w:r>
-      <w:r>
-        <w:rPr>
-          <w:rtl w:val="0"/>
-        </w:rPr>
-      </w:r>
-    </w:p>
-    <w:p>
-      <w:pPr>
-        <w:pStyle w:val="Heading1"/>
-        <w:spacing w:before="200" w:line="240" w:lineRule="auto"/>
-        <w:rPr>
-          <w:rFonts w:ascii="Times New Roman" w:cs="Times New Roman" w:eastAsia="Times New Roman" w:hAnsi="Times New Roman"/>
-          <w:i w:val="1"/>
-          <w:color w:val="ff0000"/>
-          <w:sz w:val="24"/>
-          <w:szCs w:val="24"/>
-        </w:rPr>
-      </w:pPr>
-      <w:bookmarkStart w:colFirst="0" w:colLast="0" w:name="_heading=h.b5vtgrrf9jo4" w:id="30"/>
-      <w:bookmarkEnd w:id="30"/>
-      <w:r>
-        <w:rPr>
-          <w:rFonts w:ascii="Times New Roman" w:cs="Times New Roman" w:eastAsia="Times New Roman" w:hAnsi="Times New Roman"/>
-          <w:i w:val="1"/>
-          <w:color w:val="ff0000"/>
-          <w:sz w:val="24"/>
-          <w:szCs w:val="24"/>
-          <w:rtl w:val="0"/>
-        </w:rPr>
-        <w:t xml:space="preserve">31</w:t>
-      </w:r>
-      <w:r>
-        <w:rPr>
-          <w:rFonts w:ascii="Times New Roman" w:cs="Times New Roman" w:eastAsia="Times New Roman" w:hAnsi="Times New Roman"/>
-          <w:sz w:val="24"/>
-          <w:szCs w:val="24"/>
-          <w:rtl w:val="0"/>
-        </w:rPr>
-        <w:t xml:space="preserve"> серпня. </w:t>
-      </w:r>
-      <w:r>
-        <w:rPr>
-          <w:rFonts w:ascii="Times New Roman" w:cs="Times New Roman" w:eastAsia="Times New Roman" w:hAnsi="Times New Roman"/>
-          <w:i w:val="1"/>
-          <w:color w:val="ff0000"/>
-          <w:sz w:val="24"/>
-          <w:szCs w:val="24"/>
-          <w:rtl w:val="0"/>
-        </w:rPr>
-        <w:t xml:space="preserve">+ Положення чесного пояса Пресвятої Владичиці нашої Богородиці.</w:t>
-      </w:r>
-    </w:p>
-    <w:p>
-      <w:pPr>
-        <w:spacing w:after="0" w:before="200" w:line="240" w:lineRule="auto"/>
-        <w:rPr>
-          <w:rFonts w:ascii="Times New Roman" w:cs="Times New Roman" w:eastAsia="Times New Roman" w:hAnsi="Times New Roman"/>
-          <w:sz w:val="24"/>
-          <w:szCs w:val="24"/>
-        </w:rPr>
-      </w:pPr>
-      <w:r>
-        <w:rPr>
-          <w:rFonts w:ascii="Times New Roman" w:cs="Times New Roman" w:eastAsia="Times New Roman" w:hAnsi="Times New Roman"/>
-          <w:i w:val="1"/>
-          <w:color w:val="ff0000"/>
-          <w:sz w:val="24"/>
-          <w:szCs w:val="24"/>
-          <w:rtl w:val="0"/>
-        </w:rPr>
-        <w:t xml:space="preserve">Тропар (г. 8): </w:t>
-      </w:r>
-      <w:r>
-        <w:rPr>
-          <w:rFonts w:ascii="Times New Roman" w:cs="Times New Roman" w:eastAsia="Times New Roman" w:hAnsi="Times New Roman"/>
-          <w:sz w:val="24"/>
-          <w:szCs w:val="24"/>
-          <w:rtl w:val="0"/>
-        </w:rPr>
-        <w:t xml:space="preserve">Богородице приснодіво, людей покрове,* Ти ризу й пояс пречистого Твого тіла* як загороду могутню городу Твоєму дарувала* безсіменним різдвом Твоїм, нетлінною перебуваючи.* В Тобі бо природа обновляється і час.* Тому молимо Тебе, мир городу Твоєму дарувати* і душам нашим велику милість.</w:t>
-      </w:r>
-    </w:p>
-    <w:p>
-      <w:pPr>
-        <w:spacing w:after="0" w:before="200" w:line="240" w:lineRule="auto"/>
-        <w:rPr>
-          <w:rFonts w:ascii="Times New Roman" w:cs="Times New Roman" w:eastAsia="Times New Roman" w:hAnsi="Times New Roman"/>
-          <w:sz w:val="24"/>
-          <w:szCs w:val="24"/>
-        </w:rPr>
-      </w:pPr>
-      <w:r>
-        <w:rPr>
-          <w:rFonts w:ascii="Times New Roman" w:cs="Times New Roman" w:eastAsia="Times New Roman" w:hAnsi="Times New Roman"/>
-          <w:i w:val="1"/>
-          <w:color w:val="ff0000"/>
-          <w:sz w:val="24"/>
-          <w:szCs w:val="24"/>
-          <w:rtl w:val="0"/>
-        </w:rPr>
-        <w:t xml:space="preserve">Кондак (г. 2): </w:t>
-      </w:r>
-      <w:r>
-        <w:rPr>
-          <w:rFonts w:ascii="Times New Roman" w:cs="Times New Roman" w:eastAsia="Times New Roman" w:hAnsi="Times New Roman"/>
-          <w:sz w:val="24"/>
-          <w:szCs w:val="24"/>
-          <w:rtl w:val="0"/>
-        </w:rPr>
-        <w:t xml:space="preserve">Пояс Твій чесний, що огорнув богоприйомне лоно Твоє, Богородице,* це сила необорна городу Твого і скарб дібр невичерпний,* єдина Мати-Приснодіво.</w:t>
+        <w:t xml:space="preserve">По́яс твій чесни́й, що огорну́в богоприйо́мне ло́но твоє́, Богоро́дице,* це си́ла необо́рна го́роду твого́ і скарб дібр невиче́рпний,* єди́на Мати-Присноді́во.</w:t>
       </w:r>
     </w:p>
     <w:sectPr>
@@ -4666,7 +4573,7 @@
 
 <file path=customXML/item1.xml><?xml version="1.0" encoding="utf-8"?>
 <go:gDocsCustomXmlDataStorage xmlns:go="http://customooxmlschemas.google.com/" xmlns:r="http://schemas.openxmlformats.org/officeDocument/2006/relationships" uri="GoogleDocsCustomDataVersion2">
-  <go:docsCustomData xmlns:go="http://customooxmlschemas.google.com/" roundtripDataSignature="AMtx7mjIUur1r9HvNrC6XdrEVmsS8n1qMQ==">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</go:docsCustomData>
+  <go:docsCustomData xmlns:go="http://customooxmlschemas.google.com/" roundtripDataSignature="AMtx7mhqNWhyT9//YTntR0vATL6o1D6Fpg==">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</go:docsCustomData>
 </go:gDocsCustomXmlDataStorage>
 </file>
 
